--- a/worksheets/W13.docx
+++ b/worksheets/W13.docx
@@ -6,6 +6,7 @@
       <w:pPr>
         <w:keepNext/>
         <w:keepLines w:val="0"/>
+        <w:pageBreakBefore w:val="0"/>
         <w:spacing w:before="0" w:after="60" w:line="293" w:lineRule="auto"/>
       </w:pPr>
       <w:r>
@@ -790,16 +791,9 @@
     </w:tbl>
     <w:p>
       <w:pPr>
-        <w:spacing w:after="0"/>
-      </w:pPr>
-      <w:r>
-        <w:br w:type="page"/>
-      </w:r>
-    </w:p>
-    <w:p>
-      <w:pPr>
         <w:keepNext/>
         <w:keepLines w:val="0"/>
+        <w:pageBreakBefore/>
         <w:spacing w:before="0" w:after="60" w:line="293" w:lineRule="auto"/>
       </w:pPr>
       <w:r>
@@ -1467,16 +1461,9 @@
     </w:tbl>
     <w:p>
       <w:pPr>
-        <w:spacing w:after="0"/>
-      </w:pPr>
-      <w:r>
-        <w:br w:type="page"/>
-      </w:r>
-    </w:p>
-    <w:p>
-      <w:pPr>
         <w:keepNext/>
         <w:keepLines w:val="0"/>
+        <w:pageBreakBefore/>
         <w:spacing w:before="0" w:after="60" w:line="293" w:lineRule="auto"/>
       </w:pPr>
       <w:r>
@@ -1521,7 +1508,7 @@
           <w:color w:val="5B6573"/>
           <w:sz w:val="22"/>
         </w:rPr>
-        <w:t>維持也能拿滿分；重點是公平處理最強挑戰。</w:t>
+        <w:t>維持也能形成完整證據；重點是公平處理最強挑戰。W13 練習 0 分，開始累積 Gate 4。</w:t>
       </w:r>
     </w:p>
     <w:p>
@@ -2246,90 +2233,11 @@
         <w:t>這週的招，我在＿＿科的＿＿（單元／題型）用得上，因為＿＿。寫到具體單元／題型才算；想不到就寫「這週的招是＿＿」。</w:t>
       </w:r>
     </w:p>
-    <w:tbl>
-      <w:tblPr>
-        <w:tblW w:type="dxa" w:w="9865"/>
-        <w:jc w:val="left"/>
-        <w:tblLayout w:type="fixed"/>
-        <w:tblLook w:firstColumn="1" w:firstRow="1" w:lastColumn="0" w:lastRow="0" w:noHBand="0" w:noVBand="1" w:val="04A0"/>
-        <w:tblInd w:type="dxa" w:w="0"/>
-      </w:tblPr>
-      <w:tblGrid>
-        <w:gridCol w:w="9865"/>
-      </w:tblGrid>
-      <w:tr>
-        <w:trPr>
-          <w:trHeight w:val="437" w:hRule="atLeast"/>
-        </w:trPr>
-        <w:tc>
-          <w:tcPr>
-            <w:tcW w:type="dxa" w:w="9865"/>
-            <w:tcMar>
-              <w:top w:w="0" w:type="dxa"/>
-              <w:start w:w="0" w:type="dxa"/>
-              <w:bottom w:w="0" w:type="dxa"/>
-              <w:end w:w="0" w:type="dxa"/>
-            </w:tcMar>
-            <w:tcBorders>
-              <w:top w:val="nil"/>
-              <w:bottom w:val="single" w:sz="5" w:space="0" w:color="CBD5E1"/>
-              <w:start w:val="nil"/>
-              <w:end w:val="nil"/>
-            </w:tcBorders>
-          </w:tcPr>
-          <w:p>
-            <w:pPr>
-              <w:spacing w:before="0" w:after="0" w:line="240" w:lineRule="auto"/>
-            </w:pPr>
-            <w:r>
-              <w:t xml:space="preserve"> </w:t>
-            </w:r>
-          </w:p>
-        </w:tc>
-      </w:tr>
-      <w:tr>
-        <w:trPr>
-          <w:trHeight w:val="437" w:hRule="atLeast"/>
-        </w:trPr>
-        <w:tc>
-          <w:tcPr>
-            <w:tcW w:type="dxa" w:w="9865"/>
-            <w:tcMar>
-              <w:top w:w="0" w:type="dxa"/>
-              <w:start w:w="0" w:type="dxa"/>
-              <w:bottom w:w="0" w:type="dxa"/>
-              <w:end w:w="0" w:type="dxa"/>
-            </w:tcMar>
-            <w:tcBorders>
-              <w:top w:val="nil"/>
-              <w:bottom w:val="single" w:sz="5" w:space="0" w:color="CBD5E1"/>
-              <w:start w:val="nil"/>
-              <w:end w:val="nil"/>
-            </w:tcBorders>
-          </w:tcPr>
-          <w:p>
-            <w:pPr>
-              <w:spacing w:before="0" w:after="0" w:line="240" w:lineRule="auto"/>
-            </w:pPr>
-            <w:r>
-              <w:t xml:space="preserve"> </w:t>
-            </w:r>
-          </w:p>
-        </w:tc>
-      </w:tr>
-    </w:tbl>
-    <w:p>
-      <w:pPr>
-        <w:spacing w:after="0"/>
-      </w:pPr>
-      <w:r>
-        <w:br w:type="page"/>
-      </w:r>
-    </w:p>
     <w:p>
       <w:pPr>
         <w:keepNext/>
         <w:keepLines w:val="0"/>
+        <w:pageBreakBefore/>
         <w:spacing w:before="0" w:after="60" w:line="293" w:lineRule="auto"/>
       </w:pPr>
       <w:r>
@@ -2374,7 +2282,7 @@
           <w:color w:val="5B6573"/>
           <w:sz w:val="22"/>
         </w:rPr>
-        <w:t>老師不讀、不計分；可不寫、遮住或撕下。W13 只收第 1–3 頁。</w:t>
+        <w:t>老師不讀、不計分；可不寫、遮住或撕下。W13 核心頁保留到 W16 關閉 Gate 4。</w:t>
       </w:r>
     </w:p>
     <w:p>
@@ -3037,7 +2945,7 @@
           <w:color w:val="1A2340"/>
           <w:sz w:val="30"/>
         </w:rPr>
-        <w:t>W14 入場</w:t>
+        <w:t>W14 入場｜可選</w:t>
       </w:r>
     </w:p>
     <w:p>
@@ -3074,7 +2982,7 @@
           <w:color w:val="1A2340"/>
           <w:sz w:val="22"/>
         </w:rPr>
-        <w:t>帶一個小組仍覺得抽象、難說明的公開概念；不必寫私人內容。</w:t>
+        <w:t>若要做 W14，帶一個小組仍覺得抽象、難說明的公開概念；不做 W14 不影響 Gate 4。</w:t>
       </w:r>
     </w:p>
     <w:tbl>

--- a/worksheets/W13.docx
+++ b/worksheets/W13.docx
@@ -51,7 +51,7 @@
           <w:color w:val="5B6573"/>
           <w:sz w:val="22"/>
         </w:rPr>
-        <w:t>資料不是替立場壯膽；如果資料碰不到問題，要先改問題。</w:t>
+        <w:t>W13 練習 0 分、累積 Gate 4。資料不是替立場壯膽；搜尋／AI 可用，但每筆主張回到可核對原文。</w:t>
       </w:r>
     </w:p>
     <w:p>
@@ -1508,7 +1508,7 @@
           <w:color w:val="5B6573"/>
           <w:sz w:val="22"/>
         </w:rPr>
-        <w:t>維持也能形成完整證據；重點是公平處理最強挑戰。W13 練習 0 分，開始累積 Gate 4。</w:t>
+        <w:t>維持也能形成完整證據。缺席／核准替代使用同一來源包與工具條件，保留查找紀錄、日期與核准理由。</w:t>
       </w:r>
     </w:p>
     <w:p>

--- a/worksheets/W13.docx
+++ b/worksheets/W13.docx
@@ -51,7 +51,7 @@
           <w:color w:val="5B6573"/>
           <w:sz w:val="22"/>
         </w:rPr>
-        <w:t>W13 練習 0 分、累積 Gate 4。資料不是替立場壯膽；搜尋／AI 可用，但每筆主張回到可核對原文。</w:t>
+        <w:t>W13 練習 0 分、累積學習關卡 4。資料不是替立場壯膽；搜尋／AI 可用，但每筆主張都要回到可核對的原文。</w:t>
       </w:r>
     </w:p>
     <w:p>
@@ -212,7 +212,7 @@
           <w:color w:val="1A2340"/>
           <w:sz w:val="22"/>
         </w:rPr>
-        <w:t>情境＿＿；方案一＿＿與方案二＿＿；比較指標＿＿、＿＿、＿＿。</w:t>
+        <w:t>情境＿＿；做法一＿＿與做法二＿＿；要比較的事＿＿、＿＿、＿＿。</w:t>
       </w:r>
     </w:p>
     <w:tbl>
@@ -821,7 +821,7 @@
           <w:color w:val="1A2340"/>
           <w:sz w:val="44"/>
         </w:rPr>
-        <w:t>指標覆蓋軌</w:t>
+        <w:t>三件要比較的事，都要有資料</w:t>
       </w:r>
     </w:p>
     <w:p>
@@ -838,7 +838,7 @@
           <w:color w:val="5B6573"/>
           <w:sz w:val="22"/>
         </w:rPr>
-        <w:t>每個指標至少留一筆；找不到也寫查找路徑。</w:t>
+        <w:t>每件要比較的事至少留一筆；找不到也寫下查過哪些詞與地方。</w:t>
       </w:r>
     </w:p>
     <w:p>
@@ -875,7 +875,7 @@
           <w:color w:val="1A2340"/>
           <w:sz w:val="30"/>
         </w:rPr>
-        <w:t>指標一</w:t>
+        <w:t>第一件要比較的事</w:t>
       </w:r>
     </w:p>
     <w:p>
@@ -912,7 +912,7 @@
           <w:color w:val="1A2340"/>
           <w:sz w:val="22"/>
         </w:rPr>
-        <w:t>候選來源／原始出處／查證色／梯級／能支持／不能支持：</w:t>
+        <w:t>先寫資料名稱、最初那份紀錄或研究。查完圈綠／黃／紅；再寫你先去哪裡找、它能說到哪裡、不能說到哪裡：</w:t>
       </w:r>
     </w:p>
     <w:tbl>
@@ -1081,7 +1081,7 @@
           <w:color w:val="1A2340"/>
           <w:sz w:val="30"/>
         </w:rPr>
-        <w:t>指標二</w:t>
+        <w:t>第二件要比較的事</w:t>
       </w:r>
     </w:p>
     <w:p>
@@ -1118,7 +1118,7 @@
           <w:color w:val="1A2340"/>
           <w:sz w:val="22"/>
         </w:rPr>
-        <w:t>候選來源／原始出處／查證色／梯級／能支持／不能支持：</w:t>
+        <w:t>先寫資料名稱、最初那份紀錄或研究。查完圈綠／黃／紅；再寫你先去哪裡找、它能說到哪裡、不能說到哪裡：</w:t>
       </w:r>
     </w:p>
     <w:tbl>
@@ -1287,7 +1287,7 @@
           <w:color w:val="1A2340"/>
           <w:sz w:val="30"/>
         </w:rPr>
-        <w:t>指標三或找不到紀錄</w:t>
+        <w:t>第三件要比較的事，或找不到的紀錄</w:t>
       </w:r>
     </w:p>
     <w:p>
@@ -1491,7 +1491,7 @@
           <w:color w:val="1A2340"/>
           <w:sz w:val="44"/>
         </w:rPr>
-        <w:t>最強挑戰、側向一查，再做決定</w:t>
+        <w:t>找最強挑戰，再做決定</w:t>
       </w:r>
     </w:p>
     <w:p>
@@ -1508,7 +1508,7 @@
           <w:color w:val="5B6573"/>
           <w:sz w:val="22"/>
         </w:rPr>
-        <w:t>維持也能形成完整證據。缺席／核准替代使用同一來源包與工具條件，保留查找紀錄、日期與核准理由。</w:t>
+        <w:t>維持原本想法也可以，但要留下完整理由。缺席／核准替代使用同一來源包與工具條件，保留查找紀錄、日期與核准理由。</w:t>
       </w:r>
     </w:p>
     <w:p>
@@ -1545,7 +1545,7 @@
           <w:color w:val="1A2340"/>
           <w:sz w:val="30"/>
         </w:rPr>
-        <w:t>最強挑戰／找不到留痕</w:t>
+        <w:t>最強挑戰／找不到也要記</w:t>
       </w:r>
     </w:p>
     <w:p>
@@ -1582,7 +1582,7 @@
           <w:color w:val="1A2340"/>
           <w:sz w:val="22"/>
         </w:rPr>
-        <w:t>□反證 □例外 □測量限制 □資料缺口；它限縮哪一句？若找不到，寫關鍵字／平台／不採用理由。</w:t>
+        <w:t>□找到相反結果 □有不適用的情況 □資料量到的不是我想說的 □該查的事沒被記錄；它會讓哪一句需要縮小？若找不到，寫關鍵字／平台／不採用理由。</w:t>
       </w:r>
     </w:p>
     <w:tbl>
@@ -1751,7 +1751,7 @@
           <w:color w:val="1A2340"/>
           <w:sz w:val="30"/>
         </w:rPr>
-        <w:t>最硬證據側向一查</w:t>
+        <w:t>替最重要的一筆再找一份資料</w:t>
       </w:r>
     </w:p>
     <w:p>
@@ -1788,7 +1788,7 @@
           <w:color w:val="1A2340"/>
           <w:sz w:val="22"/>
         </w:rPr>
-        <w:t>第二來源是否獨立？它們共同回到哪個原始出處？最後顏色：</w:t>
+        <w:t>第二份資料有沒有互相照抄？它們共同回到哪個最初出處？查完後的顏色：</w:t>
       </w:r>
     </w:p>
     <w:tbl>
@@ -1964,7 +1964,7 @@
           <w:color w:val="1A2340"/>
           <w:sz w:val="22"/>
         </w:rPr>
-        <w:t>□維持 □縮小 □改變 □暫停。我原本想說＿＿；資料只能支持＿＿；最強挑戰是＿＿；所以現在說＿＿。□指標覆蓋 □挑戰／留痕 □側向一查。</w:t>
+        <w:t>□維持 □縮小 □改變 □暫停。我原本想說＿＿；資料只能支持＿＿；最強挑戰是＿＿；所以現在說＿＿。□三件要比較的事都有資料 □挑戰／查找紀錄 □再找一份資料確認。</w:t>
       </w:r>
     </w:p>
     <w:tbl>
@@ -2163,6 +2163,58 @@
       <w:pPr>
         <w:keepNext/>
         <w:keepLines w:val="0"/>
+        <w:pageBreakBefore/>
+        <w:spacing w:before="0" w:after="60" w:line="293" w:lineRule="auto"/>
+      </w:pPr>
+      <w:r>
+        <w:rPr>
+          <w:rFonts w:ascii="JetBrains Mono" w:hAnsi="JetBrains Mono" w:eastAsia="Arial Unicode MS"/>
+          <w:b/>
+          <w:i w:val="0"/>
+          <w:color w:val="1D4ED8"/>
+          <w:sz w:val="22"/>
+        </w:rPr>
+        <w:t>W13 / 04</w:t>
+      </w:r>
+    </w:p>
+    <w:p>
+      <w:pPr>
+        <w:keepNext/>
+        <w:keepLines w:val="0"/>
+        <w:spacing w:before="0" w:after="80" w:line="252" w:lineRule="auto"/>
+      </w:pPr>
+      <w:r>
+        <w:rPr>
+          <w:rFonts w:ascii="Arial Unicode MS" w:hAnsi="Arial Unicode MS" w:eastAsia="Arial Unicode MS"/>
+          <w:b/>
+          <w:i w:val="0"/>
+          <w:color w:val="1A2340"/>
+          <w:sz w:val="44"/>
+        </w:rPr>
+        <w:t>個人反思｜可留白・不計分</w:t>
+      </w:r>
+    </w:p>
+    <w:p>
+      <w:pPr>
+        <w:keepNext w:val="0"/>
+        <w:keepLines w:val="0"/>
+        <w:spacing w:before="0" w:after="140" w:line="293" w:lineRule="auto"/>
+      </w:pPr>
+      <w:r>
+        <w:rPr>
+          <w:rFonts w:ascii="Arial Unicode MS" w:hAnsi="Arial Unicode MS" w:eastAsia="Arial Unicode MS"/>
+          <w:b w:val="0"/>
+          <w:i w:val="0"/>
+          <w:color w:val="5B6573"/>
+          <w:sz w:val="22"/>
+        </w:rPr>
+        <w:t>本頁隨整本收回保管；可改寫、用代稱或留白。核心頁供 W16 學習關卡 4 回查。</w:t>
+      </w:r>
+    </w:p>
+    <w:p>
+      <w:pPr>
+        <w:keepNext/>
+        <w:keepLines w:val="0"/>
         <w:spacing w:before="100" w:after="40" w:line="293" w:lineRule="auto"/>
       </w:pPr>
       <w:r>
@@ -2173,7 +2225,7 @@
           <w:color w:val="1D4ED8"/>
           <w:sz w:val="30"/>
         </w:rPr>
-        <w:t>04</w:t>
+        <w:t>01</w:t>
       </w:r>
       <w:r>
         <w:rPr>
@@ -2193,7 +2245,7 @@
           <w:color w:val="1A2340"/>
           <w:sz w:val="30"/>
         </w:rPr>
-        <w:t>橋接欄｜收尾 30 秒，不評分</w:t>
+        <w:t>個人反思｜可留白</w:t>
       </w:r>
     </w:p>
     <w:p>
@@ -2230,132 +2282,6 @@
           <w:color w:val="1A2340"/>
           <w:sz w:val="22"/>
         </w:rPr>
-        <w:t>這週的招，我在＿＿科的＿＿（單元／題型）用得上，因為＿＿。寫到具體單元／題型才算；想不到就寫「這週的招是＿＿」。</w:t>
-      </w:r>
-    </w:p>
-    <w:p>
-      <w:pPr>
-        <w:keepNext/>
-        <w:keepLines w:val="0"/>
-        <w:pageBreakBefore/>
-        <w:spacing w:before="0" w:after="60" w:line="293" w:lineRule="auto"/>
-      </w:pPr>
-      <w:r>
-        <w:rPr>
-          <w:rFonts w:ascii="JetBrains Mono" w:hAnsi="JetBrains Mono" w:eastAsia="Arial Unicode MS"/>
-          <w:b/>
-          <w:i w:val="0"/>
-          <w:color w:val="1D4ED8"/>
-          <w:sz w:val="22"/>
-        </w:rPr>
-        <w:t>W13 / 04</w:t>
-      </w:r>
-    </w:p>
-    <w:p>
-      <w:pPr>
-        <w:keepNext/>
-        <w:keepLines w:val="0"/>
-        <w:spacing w:before="0" w:after="80" w:line="252" w:lineRule="auto"/>
-      </w:pPr>
-      <w:r>
-        <w:rPr>
-          <w:rFonts w:ascii="Arial Unicode MS" w:hAnsi="Arial Unicode MS" w:eastAsia="Arial Unicode MS"/>
-          <w:b/>
-          <w:i w:val="0"/>
-          <w:color w:val="1A2340"/>
-          <w:sz w:val="44"/>
-        </w:rPr>
-        <w:t>自留札記｜這一頁不交</w:t>
-      </w:r>
-    </w:p>
-    <w:p>
-      <w:pPr>
-        <w:keepNext w:val="0"/>
-        <w:keepLines w:val="0"/>
-        <w:spacing w:before="0" w:after="140" w:line="293" w:lineRule="auto"/>
-      </w:pPr>
-      <w:r>
-        <w:rPr>
-          <w:rFonts w:ascii="Arial Unicode MS" w:hAnsi="Arial Unicode MS" w:eastAsia="Arial Unicode MS"/>
-          <w:b w:val="0"/>
-          <w:i w:val="0"/>
-          <w:color w:val="5B6573"/>
-          <w:sz w:val="22"/>
-        </w:rPr>
-        <w:t>老師不讀、不計分；可不寫、遮住或撕下。W13 核心頁保留到 W16 關閉 Gate 4。</w:t>
-      </w:r>
-    </w:p>
-    <w:p>
-      <w:pPr>
-        <w:keepNext/>
-        <w:keepLines w:val="0"/>
-        <w:spacing w:before="100" w:after="40" w:line="293" w:lineRule="auto"/>
-      </w:pPr>
-      <w:r>
-        <w:rPr>
-          <w:rFonts w:ascii="JetBrains Mono" w:hAnsi="JetBrains Mono" w:eastAsia="Arial Unicode MS"/>
-          <w:b/>
-          <w:i w:val="0"/>
-          <w:color w:val="1D4ED8"/>
-          <w:sz w:val="30"/>
-        </w:rPr>
-        <w:t>01</w:t>
-      </w:r>
-      <w:r>
-        <w:rPr>
-          <w:rFonts w:ascii="Arial Unicode MS" w:hAnsi="Arial Unicode MS" w:eastAsia="Arial Unicode MS"/>
-          <w:b w:val="0"/>
-          <w:i w:val="0"/>
-          <w:color w:val="1D4ED8"/>
-          <w:sz w:val="30"/>
-        </w:rPr>
-        <w:t xml:space="preserve">  </w:t>
-      </w:r>
-      <w:r>
-        <w:rPr>
-          <w:rFonts w:ascii="Arial Unicode MS" w:hAnsi="Arial Unicode MS" w:eastAsia="Arial Unicode MS"/>
-          <w:b/>
-          <w:i w:val="0"/>
-          <w:color w:val="1A2340"/>
-          <w:sz w:val="30"/>
-        </w:rPr>
-        <w:t>只給自己</w:t>
-      </w:r>
-    </w:p>
-    <w:p>
-      <w:pPr>
-        <w:keepNext/>
-        <w:keepLines w:val="0"/>
-        <w:spacing w:before="0" w:after="20" w:line="293" w:lineRule="auto"/>
-      </w:pPr>
-      <w:r>
-        <w:rPr>
-          <w:rFonts w:ascii="Arial Unicode MS" w:hAnsi="Arial Unicode MS" w:eastAsia="Arial Unicode MS"/>
-          <w:b/>
-          <w:i w:val="0"/>
-          <w:color w:val="5B6573"/>
-          <w:sz w:val="22"/>
-        </w:rPr>
-        <w:t>自留札記</w:t>
-      </w:r>
-      <w:r>
-        <w:rPr>
-          <w:rFonts w:ascii="Arial Unicode MS" w:hAnsi="Arial Unicode MS" w:eastAsia="Arial Unicode MS"/>
-          <w:b w:val="0"/>
-          <w:i w:val="0"/>
-          <w:color w:val="7B8491"/>
-          <w:sz w:val="22"/>
-        </w:rPr>
-        <w:t xml:space="preserve">  ｜  </w:t>
-      </w:r>
-      <w:r>
-        <w:rPr>
-          <w:rFonts w:ascii="Arial Unicode MS" w:hAnsi="Arial Unicode MS" w:eastAsia="Arial Unicode MS"/>
-          <w:b w:val="0"/>
-          <w:i w:val="0"/>
-          <w:color w:val="1A2340"/>
-          <w:sz w:val="22"/>
-        </w:rPr>
         <w:t>哪一項最強挑戰最值得我重新想一次？它碰到的是證據、例外、測量限制，還是資料缺口？我還想自己負責哪一個決定？</w:t>
       </w:r>
     </w:p>
@@ -2370,126 +2296,6 @@
       <w:tblGrid>
         <w:gridCol w:w="9865"/>
       </w:tblGrid>
-      <w:tr>
-        <w:trPr>
-          <w:trHeight w:val="437" w:hRule="atLeast"/>
-        </w:trPr>
-        <w:tc>
-          <w:tcPr>
-            <w:tcW w:type="dxa" w:w="9865"/>
-            <w:tcMar>
-              <w:top w:w="0" w:type="dxa"/>
-              <w:start w:w="0" w:type="dxa"/>
-              <w:bottom w:w="0" w:type="dxa"/>
-              <w:end w:w="0" w:type="dxa"/>
-            </w:tcMar>
-            <w:tcBorders>
-              <w:top w:val="nil"/>
-              <w:bottom w:val="single" w:sz="5" w:space="0" w:color="CBD5E1"/>
-              <w:start w:val="nil"/>
-              <w:end w:val="nil"/>
-            </w:tcBorders>
-          </w:tcPr>
-          <w:p>
-            <w:pPr>
-              <w:spacing w:before="0" w:after="0" w:line="240" w:lineRule="auto"/>
-            </w:pPr>
-            <w:r>
-              <w:t xml:space="preserve"> </w:t>
-            </w:r>
-          </w:p>
-        </w:tc>
-      </w:tr>
-      <w:tr>
-        <w:trPr>
-          <w:trHeight w:val="437" w:hRule="atLeast"/>
-        </w:trPr>
-        <w:tc>
-          <w:tcPr>
-            <w:tcW w:type="dxa" w:w="9865"/>
-            <w:tcMar>
-              <w:top w:w="0" w:type="dxa"/>
-              <w:start w:w="0" w:type="dxa"/>
-              <w:bottom w:w="0" w:type="dxa"/>
-              <w:end w:w="0" w:type="dxa"/>
-            </w:tcMar>
-            <w:tcBorders>
-              <w:top w:val="nil"/>
-              <w:bottom w:val="single" w:sz="5" w:space="0" w:color="CBD5E1"/>
-              <w:start w:val="nil"/>
-              <w:end w:val="nil"/>
-            </w:tcBorders>
-          </w:tcPr>
-          <w:p>
-            <w:pPr>
-              <w:spacing w:before="0" w:after="0" w:line="240" w:lineRule="auto"/>
-            </w:pPr>
-            <w:r>
-              <w:t xml:space="preserve"> </w:t>
-            </w:r>
-          </w:p>
-        </w:tc>
-      </w:tr>
-      <w:tr>
-        <w:trPr>
-          <w:trHeight w:val="437" w:hRule="atLeast"/>
-        </w:trPr>
-        <w:tc>
-          <w:tcPr>
-            <w:tcW w:type="dxa" w:w="9865"/>
-            <w:tcMar>
-              <w:top w:w="0" w:type="dxa"/>
-              <w:start w:w="0" w:type="dxa"/>
-              <w:bottom w:w="0" w:type="dxa"/>
-              <w:end w:w="0" w:type="dxa"/>
-            </w:tcMar>
-            <w:tcBorders>
-              <w:top w:val="nil"/>
-              <w:bottom w:val="single" w:sz="5" w:space="0" w:color="CBD5E1"/>
-              <w:start w:val="nil"/>
-              <w:end w:val="nil"/>
-            </w:tcBorders>
-          </w:tcPr>
-          <w:p>
-            <w:pPr>
-              <w:spacing w:before="0" w:after="0" w:line="240" w:lineRule="auto"/>
-            </w:pPr>
-            <w:r>
-              <w:t xml:space="preserve"> </w:t>
-            </w:r>
-          </w:p>
-        </w:tc>
-      </w:tr>
-      <w:tr>
-        <w:trPr>
-          <w:trHeight w:val="437" w:hRule="atLeast"/>
-        </w:trPr>
-        <w:tc>
-          <w:tcPr>
-            <w:tcW w:type="dxa" w:w="9865"/>
-            <w:tcMar>
-              <w:top w:w="0" w:type="dxa"/>
-              <w:start w:w="0" w:type="dxa"/>
-              <w:bottom w:w="0" w:type="dxa"/>
-              <w:end w:w="0" w:type="dxa"/>
-            </w:tcMar>
-            <w:tcBorders>
-              <w:top w:val="nil"/>
-              <w:bottom w:val="single" w:sz="5" w:space="0" w:color="CBD5E1"/>
-              <w:start w:val="nil"/>
-              <w:end w:val="nil"/>
-            </w:tcBorders>
-          </w:tcPr>
-          <w:p>
-            <w:pPr>
-              <w:spacing w:before="0" w:after="0" w:line="240" w:lineRule="auto"/>
-            </w:pPr>
-            <w:r>
-              <w:t xml:space="preserve"> </w:t>
-            </w:r>
-          </w:p>
-        </w:tc>
-      </w:tr>
       <w:tr>
         <w:trPr>
           <w:trHeight w:val="437" w:hRule="atLeast"/>
@@ -2982,7 +2788,15 @@
           <w:color w:val="1A2340"/>
           <w:sz w:val="22"/>
         </w:rPr>
-        <w:t>若要做 W14，帶一個小組仍覺得抽象、難說明的公開概念；不做 W14 不影響 Gate 4。</w:t>
+        <w:t>若選 W14，帶 W13 的 30 字主張與『資料能說／不能說』。</w:t>
+        <w:br/>
+        <w:t>先做：比較同一句話的四種說法。</w:t>
+        <w:br/>
+        <w:t>A：先做自己的版本，再看 AI 後決定。</w:t>
+        <w:br/>
+        <w:t>B：回 W13 把資料補齊。</w:t>
+        <w:br/>
+        <w:t>不選 W14，可直接把同一份內容帶到 W15。</w:t>
       </w:r>
     </w:p>
     <w:tbl>
@@ -3056,7 +2870,148 @@
           </w:p>
         </w:tc>
       </w:tr>
+      <w:tr>
+        <w:trPr>
+          <w:trHeight w:val="437" w:hRule="atLeast"/>
+        </w:trPr>
+        <w:tc>
+          <w:tcPr>
+            <w:tcW w:type="dxa" w:w="9865"/>
+            <w:tcMar>
+              <w:top w:w="0" w:type="dxa"/>
+              <w:start w:w="0" w:type="dxa"/>
+              <w:bottom w:w="0" w:type="dxa"/>
+              <w:end w:w="0" w:type="dxa"/>
+            </w:tcMar>
+            <w:tcBorders>
+              <w:top w:val="nil"/>
+              <w:bottom w:val="single" w:sz="5" w:space="0" w:color="CBD5E1"/>
+              <w:start w:val="nil"/>
+              <w:end w:val="nil"/>
+            </w:tcBorders>
+          </w:tcPr>
+          <w:p>
+            <w:pPr>
+              <w:spacing w:before="0" w:after="0" w:line="240" w:lineRule="auto"/>
+            </w:pPr>
+            <w:r>
+              <w:t xml:space="preserve"> </w:t>
+            </w:r>
+          </w:p>
+        </w:tc>
+      </w:tr>
     </w:tbl>
+    <w:p>
+      <w:pPr>
+        <w:keepNext/>
+        <w:keepLines w:val="0"/>
+        <w:spacing w:before="60" w:after="20" w:line="293" w:lineRule="auto"/>
+      </w:pPr>
+      <w:r>
+        <w:rPr>
+          <w:rFonts w:ascii="Arial Unicode MS" w:hAnsi="Arial Unicode MS" w:eastAsia="Arial Unicode MS"/>
+          <w:b/>
+          <w:i w:val="0"/>
+          <w:color w:val="1D4ED8"/>
+          <w:sz w:val="22"/>
+        </w:rPr>
+        <w:t>課堂必寫</w:t>
+      </w:r>
+      <w:r>
+        <w:rPr>
+          <w:rFonts w:ascii="Arial Unicode MS" w:hAnsi="Arial Unicode MS" w:eastAsia="Arial Unicode MS"/>
+          <w:b w:val="0"/>
+          <w:i w:val="0"/>
+          <w:color w:val="7B8491"/>
+          <w:sz w:val="22"/>
+        </w:rPr>
+        <w:t xml:space="preserve">  ｜  </w:t>
+      </w:r>
+      <w:r>
+        <w:rPr>
+          <w:rFonts w:ascii="Arial Unicode MS" w:hAnsi="Arial Unicode MS" w:eastAsia="Arial Unicode MS"/>
+          <w:b w:val="0"/>
+          <w:i w:val="0"/>
+          <w:color w:val="1A2340"/>
+          <w:sz w:val="22"/>
+        </w:rPr>
+        <w:t>完成確認｜下課前｜□ 只拍自己的第 1–4 頁上傳 Classroom　□ 紙本全本交回</w:t>
+      </w:r>
+    </w:p>
+    <w:p>
+      <w:pPr>
+        <w:keepNext/>
+        <w:keepLines w:val="0"/>
+        <w:spacing w:before="100" w:after="40" w:line="293" w:lineRule="auto"/>
+      </w:pPr>
+      <w:r>
+        <w:rPr>
+          <w:rFonts w:ascii="JetBrains Mono" w:hAnsi="JetBrains Mono" w:eastAsia="Arial Unicode MS"/>
+          <w:b/>
+          <w:i w:val="0"/>
+          <w:color w:val="1D4ED8"/>
+          <w:sz w:val="30"/>
+        </w:rPr>
+        <w:t>04</w:t>
+      </w:r>
+      <w:r>
+        <w:rPr>
+          <w:rFonts w:ascii="Arial Unicode MS" w:hAnsi="Arial Unicode MS" w:eastAsia="Arial Unicode MS"/>
+          <w:b w:val="0"/>
+          <w:i w:val="0"/>
+          <w:color w:val="1D4ED8"/>
+          <w:sz w:val="30"/>
+        </w:rPr>
+        <w:t xml:space="preserve">  </w:t>
+      </w:r>
+      <w:r>
+        <w:rPr>
+          <w:rFonts w:ascii="Arial Unicode MS" w:hAnsi="Arial Unicode MS" w:eastAsia="Arial Unicode MS"/>
+          <w:b/>
+          <w:i w:val="0"/>
+          <w:color w:val="1A2340"/>
+          <w:sz w:val="30"/>
+        </w:rPr>
+        <w:t>交棒欄｜收尾 30 秒，不評分</w:t>
+      </w:r>
+    </w:p>
+    <w:p>
+      <w:pPr>
+        <w:keepNext/>
+        <w:keepLines w:val="0"/>
+        <w:spacing w:before="0" w:after="20" w:line="293" w:lineRule="auto"/>
+      </w:pPr>
+      <w:r>
+        <w:rPr>
+          <w:rFonts w:ascii="Arial Unicode MS" w:hAnsi="Arial Unicode MS" w:eastAsia="Arial Unicode MS"/>
+          <w:b/>
+          <w:i w:val="0"/>
+          <w:color w:val="5B6573"/>
+          <w:sz w:val="22"/>
+        </w:rPr>
+        <w:t>不評分</w:t>
+      </w:r>
+      <w:r>
+        <w:rPr>
+          <w:rFonts w:ascii="Arial Unicode MS" w:hAnsi="Arial Unicode MS" w:eastAsia="Arial Unicode MS"/>
+          <w:b w:val="0"/>
+          <w:i w:val="0"/>
+          <w:color w:val="7B8491"/>
+          <w:sz w:val="22"/>
+        </w:rPr>
+        <w:t xml:space="preserve">  ｜  </w:t>
+      </w:r>
+      <w:r>
+        <w:rPr>
+          <w:rFonts w:ascii="Arial Unicode MS" w:hAnsi="Arial Unicode MS" w:eastAsia="Arial Unicode MS"/>
+          <w:b w:val="0"/>
+          <w:i w:val="0"/>
+          <w:color w:val="1A2340"/>
+          <w:sz w:val="22"/>
+        </w:rPr>
+        <w:t>帶到下一步：資料能支持＿＿，但不能支持＿＿；這句要保留到 W15。</w:t>
+      </w:r>
+    </w:p>
     <w:sectPr>
       <w:headerReference w:type="default" r:id="rId9"/>
       <w:footerReference w:type="default" r:id="rId10"/>

--- a/worksheets/W13.docx
+++ b/worksheets/W13.docx
@@ -381,7 +381,7 @@
           <w:color w:val="1A2340"/>
           <w:sz w:val="30"/>
         </w:rPr>
-        <w:t>目前結論</w:t>
+        <w:t>搜尋前，先寫期待</w:t>
       </w:r>
     </w:p>
     <w:p>
@@ -418,7 +418,7 @@
           <w:color w:val="1A2340"/>
           <w:sz w:val="22"/>
         </w:rPr>
-        <w:t>我現在只說到：</w:t>
+        <w:t>我最希望資料證明＿＿。這只是期待，不是答案；我目前只說到＿＿。</w:t>
       </w:r>
     </w:p>
     <w:tbl>
@@ -821,7 +821,7 @@
           <w:color w:val="1A2340"/>
           <w:sz w:val="44"/>
         </w:rPr>
-        <w:t>三件要比較的事，都要有資料</w:t>
+        <w:t>要比較的事，都要有資料</w:t>
       </w:r>
     </w:p>
     <w:p>
@@ -838,7 +838,7 @@
           <w:color w:val="5B6573"/>
           <w:sz w:val="22"/>
         </w:rPr>
-        <w:t>每件要比較的事至少留一筆；找不到也寫下查過哪些詞與地方。</w:t>
+        <w:t>原題有兩件就查兩件；第三格可放查不到的紀錄，不硬加第三個指標。</w:t>
       </w:r>
     </w:p>
     <w:p>
@@ -912,7 +912,7 @@
           <w:color w:val="1A2340"/>
           <w:sz w:val="22"/>
         </w:rPr>
-        <w:t>先寫資料名稱、最初那份紀錄或研究。查完圈綠／黃／紅；再寫你先去哪裡找、它能說到哪裡、不能說到哪裡：</w:t>
+        <w:t>先填：資料名稱＿＿；能說＿＿；不能說＿＿。50 分後再填：綠／黃／紅＿＿；怎麼找到＿＿。</w:t>
       </w:r>
     </w:p>
     <w:tbl>
@@ -1118,7 +1118,7 @@
           <w:color w:val="1A2340"/>
           <w:sz w:val="22"/>
         </w:rPr>
-        <w:t>先寫資料名稱、最初那份紀錄或研究。查完圈綠／黃／紅；再寫你先去哪裡找、它能說到哪裡、不能說到哪裡：</w:t>
+        <w:t>先填：資料名稱＿＿；能說＿＿；不能說＿＿。50 分後再填：綠／黃／紅＿＿；怎麼找到＿＿。</w:t>
       </w:r>
     </w:p>
     <w:tbl>
@@ -1287,7 +1287,7 @@
           <w:color w:val="1A2340"/>
           <w:sz w:val="30"/>
         </w:rPr>
-        <w:t>第三件要比較的事，或找不到的紀錄</w:t>
+        <w:t>第三件（原題有才填），或找不到的紀錄</w:t>
       </w:r>
     </w:p>
     <w:p>
@@ -1545,7 +1545,7 @@
           <w:color w:val="1A2340"/>
           <w:sz w:val="30"/>
         </w:rPr>
-        <w:t>最強挑戰／找不到也要記</w:t>
+        <w:t>刻意找相反結果或限制</w:t>
       </w:r>
     </w:p>
     <w:p>
@@ -1582,7 +1582,7 @@
           <w:color w:val="1A2340"/>
           <w:sz w:val="22"/>
         </w:rPr>
-        <w:t>□找到相反結果 □有不適用的情況 □資料量到的不是我想說的 □該查的事沒被記錄；它會讓哪一句需要縮小？若找不到，寫關鍵字／平台／不採用理由。</w:t>
+        <w:t>我用了哪個查法＿＿？結果是 □相反結果 □不適用情況 □量到的不是我想說的 □該查的事沒被記錄；它會讓哪一句需要縮小？找不到也寫關鍵字／平台／不採用理由。</w:t>
       </w:r>
     </w:p>
     <w:tbl>
@@ -1788,7 +1788,7 @@
           <w:color w:val="1A2340"/>
           <w:sz w:val="22"/>
         </w:rPr>
-        <w:t>第二份資料有沒有互相照抄？它們共同回到哪個最初出處？查完後的顏色：</w:t>
+        <w:t>兩份是否抄同一處？若說法不同，先自己比較談誰／何時／量什麼，再寫我採用＿＿，因為＿＿；或仍未知＿＿。最後三分鐘不問 AI。</w:t>
       </w:r>
     </w:p>
     <w:tbl>
@@ -1964,7 +1964,7 @@
           <w:color w:val="1A2340"/>
           <w:sz w:val="22"/>
         </w:rPr>
-        <w:t>□維持 □縮小 □改變 □暫停。我原本想說＿＿；資料只能支持＿＿；最強挑戰是＿＿；所以現在說＿＿。□三件要比較的事都有資料 □挑戰／查找紀錄 □再找一份資料確認。</w:t>
+        <w:t>查完後，我原本可能漏看＿＿。所以我 □維持 □縮小 □改變 □暫停：資料只能支持＿＿；現在說＿＿。□原題每件事都有資料或查找紀錄 □相反結果／限制查法 □再找一份資料確認。</w:t>
       </w:r>
     </w:p>
     <w:tbl>
@@ -2191,7 +2191,7 @@
           <w:color w:val="1A2340"/>
           <w:sz w:val="44"/>
         </w:rPr>
-        <w:t>個人反思｜可留白・不計分</w:t>
+        <w:t>換個情境，再試一次</w:t>
       </w:r>
     </w:p>
     <w:p>
@@ -2208,9 +2208,349 @@
           <w:color w:val="5B6573"/>
           <w:sz w:val="22"/>
         </w:rPr>
-        <w:t>本頁隨整本收回保管；可改寫、用代稱或留白。核心頁供 W16 學習關卡 4 回查。</w:t>
+        <w:t>生活練習不計分、不列學習關卡；紙本照常收回，不必交出自己的私事。</w:t>
       </w:r>
     </w:p>
+    <w:p>
+      <w:pPr>
+        <w:keepNext/>
+        <w:keepLines w:val="0"/>
+        <w:spacing w:before="100" w:after="40" w:line="293" w:lineRule="auto"/>
+      </w:pPr>
+      <w:r>
+        <w:rPr>
+          <w:rFonts w:ascii="JetBrains Mono" w:hAnsi="JetBrains Mono" w:eastAsia="Arial Unicode MS"/>
+          <w:b/>
+          <w:i w:val="0"/>
+          <w:color w:val="1D4ED8"/>
+          <w:sz w:val="30"/>
+        </w:rPr>
+        <w:t>生活</w:t>
+      </w:r>
+      <w:r>
+        <w:rPr>
+          <w:rFonts w:ascii="Arial Unicode MS" w:hAnsi="Arial Unicode MS" w:eastAsia="Arial Unicode MS"/>
+          <w:b w:val="0"/>
+          <w:i w:val="0"/>
+          <w:color w:val="1D4ED8"/>
+          <w:sz w:val="30"/>
+        </w:rPr>
+        <w:t xml:space="preserve">  </w:t>
+      </w:r>
+      <w:r>
+        <w:rPr>
+          <w:rFonts w:ascii="Arial Unicode MS" w:hAnsi="Arial Unicode MS" w:eastAsia="Arial Unicode MS"/>
+          <w:b/>
+          <w:i w:val="0"/>
+          <w:color w:val="1A2340"/>
+          <w:sz w:val="30"/>
+        </w:rPr>
+        <w:t>三篇都這樣寫，就比較可靠？</w:t>
+      </w:r>
+    </w:p>
+    <w:p>
+      <w:pPr>
+        <w:keepNext w:val="0"/>
+        <w:keepLines w:val="0"/>
+        <w:spacing w:before="0" w:after="40" w:line="293" w:lineRule="auto"/>
+      </w:pPr>
+      <w:r>
+        <w:rPr>
+          <w:rFonts w:ascii="Arial Unicode MS" w:hAnsi="Arial Unicode MS" w:eastAsia="Arial Unicode MS"/>
+          <w:b w:val="0"/>
+          <w:i w:val="0"/>
+          <w:color w:val="5B6573"/>
+          <w:sz w:val="22"/>
+        </w:rPr>
+        <w:t>課堂練習｜不計分、不列學習關卡；整本照常收回。</w:t>
+      </w:r>
+    </w:p>
+    <w:p>
+      <w:pPr>
+        <w:keepNext w:val="0"/>
+        <w:keepLines w:val="0"/>
+        <w:spacing w:before="0" w:after="40" w:line="293" w:lineRule="auto"/>
+      </w:pPr>
+      <w:r>
+        <w:rPr>
+          <w:rFonts w:ascii="Arial Unicode MS" w:hAnsi="Arial Unicode MS" w:eastAsia="Arial Unicode MS"/>
+          <w:b w:val="0"/>
+          <w:i w:val="0"/>
+          <w:color w:val="1A2340"/>
+          <w:sz w:val="22"/>
+        </w:rPr>
+        <w:t>你要參加社團體驗。三篇貼文都寫『週五四點』，並附同一張第一版海報。另有一張更新通知：『因場地改期，本次改為週六十點；第一版作廢。』</w:t>
+      </w:r>
+    </w:p>
+    <w:p>
+      <w:pPr>
+        <w:keepNext w:val="0"/>
+        <w:keepLines w:val="0"/>
+        <w:spacing w:before="0" w:after="40" w:line="293" w:lineRule="auto"/>
+      </w:pPr>
+      <w:r>
+        <w:rPr>
+          <w:rFonts w:ascii="Arial Unicode MS" w:hAnsi="Arial Unicode MS" w:eastAsia="Arial Unicode MS"/>
+          <w:b w:val="0"/>
+          <w:i w:val="0"/>
+          <w:color w:val="1A2340"/>
+          <w:sz w:val="22"/>
+        </w:rPr>
+        <w:t>先自己決定要採用哪個時間，把你比較的兩處文字寫進理由；這一輪不問 AI。</w:t>
+      </w:r>
+    </w:p>
+    <w:p>
+      <w:pPr>
+        <w:keepNext/>
+        <w:keepLines w:val="0"/>
+        <w:spacing w:before="20" w:after="20" w:line="293" w:lineRule="auto"/>
+      </w:pPr>
+      <w:r>
+        <w:rPr>
+          <w:rFonts w:ascii="Arial Unicode MS" w:hAnsi="Arial Unicode MS" w:eastAsia="Arial Unicode MS"/>
+          <w:b/>
+          <w:i w:val="0"/>
+          <w:color w:val="5B6573"/>
+          <w:sz w:val="22"/>
+        </w:rPr>
+        <w:t>先做一次</w:t>
+      </w:r>
+      <w:r>
+        <w:rPr>
+          <w:rFonts w:ascii="Arial Unicode MS" w:hAnsi="Arial Unicode MS" w:eastAsia="Arial Unicode MS"/>
+          <w:b w:val="0"/>
+          <w:i w:val="0"/>
+          <w:color w:val="7B8491"/>
+          <w:sz w:val="22"/>
+        </w:rPr>
+        <w:t xml:space="preserve">  ｜  </w:t>
+      </w:r>
+      <w:r>
+        <w:rPr>
+          <w:rFonts w:ascii="Arial Unicode MS" w:hAnsi="Arial Unicode MS" w:eastAsia="Arial Unicode MS"/>
+          <w:b w:val="0"/>
+          <w:i w:val="0"/>
+          <w:color w:val="1A2340"/>
+          <w:sz w:val="22"/>
+        </w:rPr>
+        <w:t>我採用的時間／兩處文字</w:t>
+      </w:r>
+    </w:p>
+    <w:tbl>
+      <w:tblPr>
+        <w:tblW w:type="dxa" w:w="9865"/>
+        <w:jc w:val="left"/>
+        <w:tblLayout w:type="fixed"/>
+        <w:tblLook w:firstColumn="1" w:firstRow="1" w:lastColumn="0" w:lastRow="0" w:noHBand="0" w:noVBand="1" w:val="04A0"/>
+        <w:tblInd w:type="dxa" w:w="0"/>
+      </w:tblPr>
+      <w:tblGrid>
+        <w:gridCol w:w="9865"/>
+      </w:tblGrid>
+      <w:tr>
+        <w:trPr>
+          <w:trHeight w:val="510" w:hRule="atLeast"/>
+        </w:trPr>
+        <w:tc>
+          <w:tcPr>
+            <w:tcW w:type="dxa" w:w="9865"/>
+            <w:tcMar>
+              <w:top w:w="0" w:type="dxa"/>
+              <w:start w:w="0" w:type="dxa"/>
+              <w:bottom w:w="0" w:type="dxa"/>
+              <w:end w:w="0" w:type="dxa"/>
+            </w:tcMar>
+            <w:tcBorders>
+              <w:top w:val="nil"/>
+              <w:bottom w:val="single" w:sz="5" w:space="0" w:color="CBD5E1"/>
+              <w:start w:val="nil"/>
+              <w:end w:val="nil"/>
+            </w:tcBorders>
+          </w:tcPr>
+          <w:p>
+            <w:pPr>
+              <w:spacing w:before="0" w:after="0" w:line="240" w:lineRule="auto"/>
+            </w:pPr>
+            <w:r>
+              <w:t xml:space="preserve"> </w:t>
+            </w:r>
+          </w:p>
+        </w:tc>
+      </w:tr>
+      <w:tr>
+        <w:trPr>
+          <w:trHeight w:val="510" w:hRule="atLeast"/>
+        </w:trPr>
+        <w:tc>
+          <w:tcPr>
+            <w:tcW w:type="dxa" w:w="9865"/>
+            <w:tcMar>
+              <w:top w:w="0" w:type="dxa"/>
+              <w:start w:w="0" w:type="dxa"/>
+              <w:bottom w:w="0" w:type="dxa"/>
+              <w:end w:w="0" w:type="dxa"/>
+            </w:tcMar>
+            <w:tcBorders>
+              <w:top w:val="nil"/>
+              <w:bottom w:val="single" w:sz="5" w:space="0" w:color="CBD5E1"/>
+              <w:start w:val="nil"/>
+              <w:end w:val="nil"/>
+            </w:tcBorders>
+          </w:tcPr>
+          <w:p>
+            <w:pPr>
+              <w:spacing w:before="0" w:after="20" w:line="240" w:lineRule="auto"/>
+            </w:pPr>
+            <w:r>
+              <w:t xml:space="preserve"> </w:t>
+            </w:r>
+          </w:p>
+        </w:tc>
+      </w:tr>
+    </w:tbl>
+    <w:p>
+      <w:pPr>
+        <w:keepNext w:val="0"/>
+        <w:keepLines w:val="0"/>
+        <w:spacing w:before="60" w:after="40" w:line="293" w:lineRule="auto"/>
+      </w:pPr>
+      <w:r>
+        <w:rPr>
+          <w:rFonts w:ascii="Arial Unicode MS" w:hAnsi="Arial Unicode MS" w:eastAsia="Arial Unicode MS"/>
+          <w:b/>
+          <w:i w:val="0"/>
+          <w:color w:val="1A2340"/>
+          <w:sz w:val="22"/>
+        </w:rPr>
+        <w:t>先寫完，再看：朋友說：『可是三篇對一篇耶。』</w:t>
+      </w:r>
+    </w:p>
+    <w:p>
+      <w:pPr>
+        <w:keepNext w:val="0"/>
+        <w:keepLines w:val="0"/>
+        <w:spacing w:before="0" w:after="40" w:line="293" w:lineRule="auto"/>
+      </w:pPr>
+      <w:r>
+        <w:rPr>
+          <w:rFonts w:ascii="Arial Unicode MS" w:hAnsi="Arial Unicode MS" w:eastAsia="Arial Unicode MS"/>
+          <w:b w:val="0"/>
+          <w:i w:val="0"/>
+          <w:color w:val="1A2340"/>
+          <w:sz w:val="22"/>
+        </w:rPr>
+        <w:t>寫一則回覆，說明為什麼不能只算篇數；若仍有疑問，寫出要向誰確認哪件事。</w:t>
+      </w:r>
+    </w:p>
+    <w:p>
+      <w:pPr>
+        <w:keepNext/>
+        <w:keepLines w:val="0"/>
+        <w:spacing w:before="20" w:after="20" w:line="293" w:lineRule="auto"/>
+      </w:pPr>
+      <w:r>
+        <w:rPr>
+          <w:rFonts w:ascii="Arial Unicode MS" w:hAnsi="Arial Unicode MS" w:eastAsia="Arial Unicode MS"/>
+          <w:b/>
+          <w:i w:val="0"/>
+          <w:color w:val="5B6573"/>
+          <w:sz w:val="22"/>
+        </w:rPr>
+        <w:t>再決定</w:t>
+      </w:r>
+      <w:r>
+        <w:rPr>
+          <w:rFonts w:ascii="Arial Unicode MS" w:hAnsi="Arial Unicode MS" w:eastAsia="Arial Unicode MS"/>
+          <w:b w:val="0"/>
+          <w:i w:val="0"/>
+          <w:color w:val="7B8491"/>
+          <w:sz w:val="22"/>
+        </w:rPr>
+        <w:t xml:space="preserve">  ｜  </w:t>
+      </w:r>
+      <w:r>
+        <w:rPr>
+          <w:rFonts w:ascii="Arial Unicode MS" w:hAnsi="Arial Unicode MS" w:eastAsia="Arial Unicode MS"/>
+          <w:b w:val="0"/>
+          <w:i w:val="0"/>
+          <w:color w:val="1A2340"/>
+          <w:sz w:val="22"/>
+        </w:rPr>
+        <w:t>我怎麼回朋友／還要確認什麼</w:t>
+      </w:r>
+    </w:p>
+    <w:tbl>
+      <w:tblPr>
+        <w:tblW w:type="dxa" w:w="9865"/>
+        <w:jc w:val="left"/>
+        <w:tblLayout w:type="fixed"/>
+        <w:tblLook w:firstColumn="1" w:firstRow="1" w:lastColumn="0" w:lastRow="0" w:noHBand="0" w:noVBand="1" w:val="04A0"/>
+        <w:tblInd w:type="dxa" w:w="0"/>
+      </w:tblPr>
+      <w:tblGrid>
+        <w:gridCol w:w="9865"/>
+      </w:tblGrid>
+      <w:tr>
+        <w:trPr>
+          <w:trHeight w:val="510" w:hRule="atLeast"/>
+        </w:trPr>
+        <w:tc>
+          <w:tcPr>
+            <w:tcW w:type="dxa" w:w="9865"/>
+            <w:tcMar>
+              <w:top w:w="0" w:type="dxa"/>
+              <w:start w:w="0" w:type="dxa"/>
+              <w:bottom w:w="0" w:type="dxa"/>
+              <w:end w:w="0" w:type="dxa"/>
+            </w:tcMar>
+            <w:tcBorders>
+              <w:top w:val="nil"/>
+              <w:bottom w:val="single" w:sz="5" w:space="0" w:color="CBD5E1"/>
+              <w:start w:val="nil"/>
+              <w:end w:val="nil"/>
+            </w:tcBorders>
+          </w:tcPr>
+          <w:p>
+            <w:pPr>
+              <w:spacing w:before="0" w:after="0" w:line="240" w:lineRule="auto"/>
+            </w:pPr>
+            <w:r>
+              <w:t xml:space="preserve"> </w:t>
+            </w:r>
+          </w:p>
+        </w:tc>
+      </w:tr>
+      <w:tr>
+        <w:trPr>
+          <w:trHeight w:val="510" w:hRule="atLeast"/>
+        </w:trPr>
+        <w:tc>
+          <w:tcPr>
+            <w:tcW w:type="dxa" w:w="9865"/>
+            <w:tcMar>
+              <w:top w:w="0" w:type="dxa"/>
+              <w:start w:w="0" w:type="dxa"/>
+              <w:bottom w:w="0" w:type="dxa"/>
+              <w:end w:w="0" w:type="dxa"/>
+            </w:tcMar>
+            <w:tcBorders>
+              <w:top w:val="nil"/>
+              <w:bottom w:val="single" w:sz="5" w:space="0" w:color="CBD5E1"/>
+              <w:start w:val="nil"/>
+              <w:end w:val="nil"/>
+            </w:tcBorders>
+          </w:tcPr>
+          <w:p>
+            <w:pPr>
+              <w:spacing w:before="0" w:after="20" w:line="240" w:lineRule="auto"/>
+            </w:pPr>
+            <w:r>
+              <w:t xml:space="preserve"> </w:t>
+            </w:r>
+          </w:p>
+        </w:tc>
+      </w:tr>
+    </w:tbl>
     <w:p>
       <w:pPr>
         <w:keepNext/>
@@ -2326,396 +2666,6 @@
           </w:p>
         </w:tc>
       </w:tr>
-      <w:tr>
-        <w:trPr>
-          <w:trHeight w:val="437" w:hRule="atLeast"/>
-        </w:trPr>
-        <w:tc>
-          <w:tcPr>
-            <w:tcW w:type="dxa" w:w="9865"/>
-            <w:tcMar>
-              <w:top w:w="0" w:type="dxa"/>
-              <w:start w:w="0" w:type="dxa"/>
-              <w:bottom w:w="0" w:type="dxa"/>
-              <w:end w:w="0" w:type="dxa"/>
-            </w:tcMar>
-            <w:tcBorders>
-              <w:top w:val="nil"/>
-              <w:bottom w:val="single" w:sz="5" w:space="0" w:color="CBD5E1"/>
-              <w:start w:val="nil"/>
-              <w:end w:val="nil"/>
-            </w:tcBorders>
-          </w:tcPr>
-          <w:p>
-            <w:pPr>
-              <w:spacing w:before="0" w:after="0" w:line="240" w:lineRule="auto"/>
-            </w:pPr>
-            <w:r>
-              <w:t xml:space="preserve"> </w:t>
-            </w:r>
-          </w:p>
-        </w:tc>
-      </w:tr>
-      <w:tr>
-        <w:trPr>
-          <w:trHeight w:val="437" w:hRule="atLeast"/>
-        </w:trPr>
-        <w:tc>
-          <w:tcPr>
-            <w:tcW w:type="dxa" w:w="9865"/>
-            <w:tcMar>
-              <w:top w:w="0" w:type="dxa"/>
-              <w:start w:w="0" w:type="dxa"/>
-              <w:bottom w:w="0" w:type="dxa"/>
-              <w:end w:w="0" w:type="dxa"/>
-            </w:tcMar>
-            <w:tcBorders>
-              <w:top w:val="nil"/>
-              <w:bottom w:val="single" w:sz="5" w:space="0" w:color="CBD5E1"/>
-              <w:start w:val="nil"/>
-              <w:end w:val="nil"/>
-            </w:tcBorders>
-          </w:tcPr>
-          <w:p>
-            <w:pPr>
-              <w:spacing w:before="0" w:after="0" w:line="240" w:lineRule="auto"/>
-            </w:pPr>
-            <w:r>
-              <w:t xml:space="preserve"> </w:t>
-            </w:r>
-          </w:p>
-        </w:tc>
-      </w:tr>
-      <w:tr>
-        <w:trPr>
-          <w:trHeight w:val="437" w:hRule="atLeast"/>
-        </w:trPr>
-        <w:tc>
-          <w:tcPr>
-            <w:tcW w:type="dxa" w:w="9865"/>
-            <w:tcMar>
-              <w:top w:w="0" w:type="dxa"/>
-              <w:start w:w="0" w:type="dxa"/>
-              <w:bottom w:w="0" w:type="dxa"/>
-              <w:end w:w="0" w:type="dxa"/>
-            </w:tcMar>
-            <w:tcBorders>
-              <w:top w:val="nil"/>
-              <w:bottom w:val="single" w:sz="5" w:space="0" w:color="CBD5E1"/>
-              <w:start w:val="nil"/>
-              <w:end w:val="nil"/>
-            </w:tcBorders>
-          </w:tcPr>
-          <w:p>
-            <w:pPr>
-              <w:spacing w:before="0" w:after="0" w:line="240" w:lineRule="auto"/>
-            </w:pPr>
-            <w:r>
-              <w:t xml:space="preserve"> </w:t>
-            </w:r>
-          </w:p>
-        </w:tc>
-      </w:tr>
-      <w:tr>
-        <w:trPr>
-          <w:trHeight w:val="437" w:hRule="atLeast"/>
-        </w:trPr>
-        <w:tc>
-          <w:tcPr>
-            <w:tcW w:type="dxa" w:w="9865"/>
-            <w:tcMar>
-              <w:top w:w="0" w:type="dxa"/>
-              <w:start w:w="0" w:type="dxa"/>
-              <w:bottom w:w="0" w:type="dxa"/>
-              <w:end w:w="0" w:type="dxa"/>
-            </w:tcMar>
-            <w:tcBorders>
-              <w:top w:val="nil"/>
-              <w:bottom w:val="single" w:sz="5" w:space="0" w:color="CBD5E1"/>
-              <w:start w:val="nil"/>
-              <w:end w:val="nil"/>
-            </w:tcBorders>
-          </w:tcPr>
-          <w:p>
-            <w:pPr>
-              <w:spacing w:before="0" w:after="0" w:line="240" w:lineRule="auto"/>
-            </w:pPr>
-            <w:r>
-              <w:t xml:space="preserve"> </w:t>
-            </w:r>
-          </w:p>
-        </w:tc>
-      </w:tr>
-      <w:tr>
-        <w:trPr>
-          <w:trHeight w:val="437" w:hRule="atLeast"/>
-        </w:trPr>
-        <w:tc>
-          <w:tcPr>
-            <w:tcW w:type="dxa" w:w="9865"/>
-            <w:tcMar>
-              <w:top w:w="0" w:type="dxa"/>
-              <w:start w:w="0" w:type="dxa"/>
-              <w:bottom w:w="0" w:type="dxa"/>
-              <w:end w:w="0" w:type="dxa"/>
-            </w:tcMar>
-            <w:tcBorders>
-              <w:top w:val="nil"/>
-              <w:bottom w:val="single" w:sz="5" w:space="0" w:color="CBD5E1"/>
-              <w:start w:val="nil"/>
-              <w:end w:val="nil"/>
-            </w:tcBorders>
-          </w:tcPr>
-          <w:p>
-            <w:pPr>
-              <w:spacing w:before="0" w:after="0" w:line="240" w:lineRule="auto"/>
-            </w:pPr>
-            <w:r>
-              <w:t xml:space="preserve"> </w:t>
-            </w:r>
-          </w:p>
-        </w:tc>
-      </w:tr>
-      <w:tr>
-        <w:trPr>
-          <w:trHeight w:val="437" w:hRule="atLeast"/>
-        </w:trPr>
-        <w:tc>
-          <w:tcPr>
-            <w:tcW w:type="dxa" w:w="9865"/>
-            <w:tcMar>
-              <w:top w:w="0" w:type="dxa"/>
-              <w:start w:w="0" w:type="dxa"/>
-              <w:bottom w:w="0" w:type="dxa"/>
-              <w:end w:w="0" w:type="dxa"/>
-            </w:tcMar>
-            <w:tcBorders>
-              <w:top w:val="nil"/>
-              <w:bottom w:val="single" w:sz="5" w:space="0" w:color="CBD5E1"/>
-              <w:start w:val="nil"/>
-              <w:end w:val="nil"/>
-            </w:tcBorders>
-          </w:tcPr>
-          <w:p>
-            <w:pPr>
-              <w:spacing w:before="0" w:after="0" w:line="240" w:lineRule="auto"/>
-            </w:pPr>
-            <w:r>
-              <w:t xml:space="preserve"> </w:t>
-            </w:r>
-          </w:p>
-        </w:tc>
-      </w:tr>
-      <w:tr>
-        <w:trPr>
-          <w:trHeight w:val="437" w:hRule="atLeast"/>
-        </w:trPr>
-        <w:tc>
-          <w:tcPr>
-            <w:tcW w:type="dxa" w:w="9865"/>
-            <w:tcMar>
-              <w:top w:w="0" w:type="dxa"/>
-              <w:start w:w="0" w:type="dxa"/>
-              <w:bottom w:w="0" w:type="dxa"/>
-              <w:end w:w="0" w:type="dxa"/>
-            </w:tcMar>
-            <w:tcBorders>
-              <w:top w:val="nil"/>
-              <w:bottom w:val="single" w:sz="5" w:space="0" w:color="CBD5E1"/>
-              <w:start w:val="nil"/>
-              <w:end w:val="nil"/>
-            </w:tcBorders>
-          </w:tcPr>
-          <w:p>
-            <w:pPr>
-              <w:spacing w:before="0" w:after="0" w:line="240" w:lineRule="auto"/>
-            </w:pPr>
-            <w:r>
-              <w:t xml:space="preserve"> </w:t>
-            </w:r>
-          </w:p>
-        </w:tc>
-      </w:tr>
-      <w:tr>
-        <w:trPr>
-          <w:trHeight w:val="437" w:hRule="atLeast"/>
-        </w:trPr>
-        <w:tc>
-          <w:tcPr>
-            <w:tcW w:type="dxa" w:w="9865"/>
-            <w:tcMar>
-              <w:top w:w="0" w:type="dxa"/>
-              <w:start w:w="0" w:type="dxa"/>
-              <w:bottom w:w="0" w:type="dxa"/>
-              <w:end w:w="0" w:type="dxa"/>
-            </w:tcMar>
-            <w:tcBorders>
-              <w:top w:val="nil"/>
-              <w:bottom w:val="single" w:sz="5" w:space="0" w:color="CBD5E1"/>
-              <w:start w:val="nil"/>
-              <w:end w:val="nil"/>
-            </w:tcBorders>
-          </w:tcPr>
-          <w:p>
-            <w:pPr>
-              <w:spacing w:before="0" w:after="0" w:line="240" w:lineRule="auto"/>
-            </w:pPr>
-            <w:r>
-              <w:t xml:space="preserve"> </w:t>
-            </w:r>
-          </w:p>
-        </w:tc>
-      </w:tr>
-      <w:tr>
-        <w:trPr>
-          <w:trHeight w:val="437" w:hRule="atLeast"/>
-        </w:trPr>
-        <w:tc>
-          <w:tcPr>
-            <w:tcW w:type="dxa" w:w="9865"/>
-            <w:tcMar>
-              <w:top w:w="0" w:type="dxa"/>
-              <w:start w:w="0" w:type="dxa"/>
-              <w:bottom w:w="0" w:type="dxa"/>
-              <w:end w:w="0" w:type="dxa"/>
-            </w:tcMar>
-            <w:tcBorders>
-              <w:top w:val="nil"/>
-              <w:bottom w:val="single" w:sz="5" w:space="0" w:color="CBD5E1"/>
-              <w:start w:val="nil"/>
-              <w:end w:val="nil"/>
-            </w:tcBorders>
-          </w:tcPr>
-          <w:p>
-            <w:pPr>
-              <w:spacing w:before="0" w:after="0" w:line="240" w:lineRule="auto"/>
-            </w:pPr>
-            <w:r>
-              <w:t xml:space="preserve"> </w:t>
-            </w:r>
-          </w:p>
-        </w:tc>
-      </w:tr>
-      <w:tr>
-        <w:trPr>
-          <w:trHeight w:val="437" w:hRule="atLeast"/>
-        </w:trPr>
-        <w:tc>
-          <w:tcPr>
-            <w:tcW w:type="dxa" w:w="9865"/>
-            <w:tcMar>
-              <w:top w:w="0" w:type="dxa"/>
-              <w:start w:w="0" w:type="dxa"/>
-              <w:bottom w:w="0" w:type="dxa"/>
-              <w:end w:w="0" w:type="dxa"/>
-            </w:tcMar>
-            <w:tcBorders>
-              <w:top w:val="nil"/>
-              <w:bottom w:val="single" w:sz="5" w:space="0" w:color="CBD5E1"/>
-              <w:start w:val="nil"/>
-              <w:end w:val="nil"/>
-            </w:tcBorders>
-          </w:tcPr>
-          <w:p>
-            <w:pPr>
-              <w:spacing w:before="0" w:after="0" w:line="240" w:lineRule="auto"/>
-            </w:pPr>
-            <w:r>
-              <w:t xml:space="preserve"> </w:t>
-            </w:r>
-          </w:p>
-        </w:tc>
-      </w:tr>
-      <w:tr>
-        <w:trPr>
-          <w:trHeight w:val="437" w:hRule="atLeast"/>
-        </w:trPr>
-        <w:tc>
-          <w:tcPr>
-            <w:tcW w:type="dxa" w:w="9865"/>
-            <w:tcMar>
-              <w:top w:w="0" w:type="dxa"/>
-              <w:start w:w="0" w:type="dxa"/>
-              <w:bottom w:w="0" w:type="dxa"/>
-              <w:end w:w="0" w:type="dxa"/>
-            </w:tcMar>
-            <w:tcBorders>
-              <w:top w:val="nil"/>
-              <w:bottom w:val="single" w:sz="5" w:space="0" w:color="CBD5E1"/>
-              <w:start w:val="nil"/>
-              <w:end w:val="nil"/>
-            </w:tcBorders>
-          </w:tcPr>
-          <w:p>
-            <w:pPr>
-              <w:spacing w:before="0" w:after="0" w:line="240" w:lineRule="auto"/>
-            </w:pPr>
-            <w:r>
-              <w:t xml:space="preserve"> </w:t>
-            </w:r>
-          </w:p>
-        </w:tc>
-      </w:tr>
-      <w:tr>
-        <w:trPr>
-          <w:trHeight w:val="437" w:hRule="atLeast"/>
-        </w:trPr>
-        <w:tc>
-          <w:tcPr>
-            <w:tcW w:type="dxa" w:w="9865"/>
-            <w:tcMar>
-              <w:top w:w="0" w:type="dxa"/>
-              <w:start w:w="0" w:type="dxa"/>
-              <w:bottom w:w="0" w:type="dxa"/>
-              <w:end w:w="0" w:type="dxa"/>
-            </w:tcMar>
-            <w:tcBorders>
-              <w:top w:val="nil"/>
-              <w:bottom w:val="single" w:sz="5" w:space="0" w:color="CBD5E1"/>
-              <w:start w:val="nil"/>
-              <w:end w:val="nil"/>
-            </w:tcBorders>
-          </w:tcPr>
-          <w:p>
-            <w:pPr>
-              <w:spacing w:before="0" w:after="0" w:line="240" w:lineRule="auto"/>
-            </w:pPr>
-            <w:r>
-              <w:t xml:space="preserve"> </w:t>
-            </w:r>
-          </w:p>
-        </w:tc>
-      </w:tr>
-      <w:tr>
-        <w:trPr>
-          <w:trHeight w:val="437" w:hRule="atLeast"/>
-        </w:trPr>
-        <w:tc>
-          <w:tcPr>
-            <w:tcW w:type="dxa" w:w="9865"/>
-            <w:tcMar>
-              <w:top w:w="0" w:type="dxa"/>
-              <w:start w:w="0" w:type="dxa"/>
-              <w:bottom w:w="0" w:type="dxa"/>
-              <w:end w:w="0" w:type="dxa"/>
-            </w:tcMar>
-            <w:tcBorders>
-              <w:top w:val="nil"/>
-              <w:bottom w:val="single" w:sz="5" w:space="0" w:color="CBD5E1"/>
-              <w:start w:val="nil"/>
-              <w:end w:val="nil"/>
-            </w:tcBorders>
-          </w:tcPr>
-          <w:p>
-            <w:pPr>
-              <w:spacing w:before="0" w:after="0" w:line="240" w:lineRule="auto"/>
-            </w:pPr>
-            <w:r>
-              <w:t xml:space="preserve"> </w:t>
-            </w:r>
-          </w:p>
-        </w:tc>
-      </w:tr>
     </w:tbl>
     <w:p>
       <w:pPr>
@@ -2788,119 +2738,9 @@
           <w:color w:val="1A2340"/>
           <w:sz w:val="22"/>
         </w:rPr>
-        <w:t>若選 W14，帶 W13 的 30 字主張與『資料能說／不能說』。</w:t>
-        <w:br/>
-        <w:t>先做：比較同一句話的四種說法。</w:t>
-        <w:br/>
-        <w:t>A：先做自己的版本，再看 AI 後決定。</w:t>
-        <w:br/>
-        <w:t>B：回 W13 把資料補齊。</w:t>
-        <w:br/>
-        <w:t>不選 W14，可直接把同一份內容帶到 W15。</w:t>
+        <w:t>帶三十字主張與資料能說／不能說的事；選練說法或補資料，不選也可接 W15。</w:t>
       </w:r>
     </w:p>
-    <w:tbl>
-      <w:tblPr>
-        <w:tblW w:type="dxa" w:w="9865"/>
-        <w:jc w:val="left"/>
-        <w:tblLayout w:type="fixed"/>
-        <w:tblLook w:firstColumn="1" w:firstRow="1" w:lastColumn="0" w:lastRow="0" w:noHBand="0" w:noVBand="1" w:val="04A0"/>
-        <w:tblInd w:type="dxa" w:w="0"/>
-      </w:tblPr>
-      <w:tblGrid>
-        <w:gridCol w:w="9865"/>
-      </w:tblGrid>
-      <w:tr>
-        <w:trPr>
-          <w:trHeight w:val="437" w:hRule="atLeast"/>
-        </w:trPr>
-        <w:tc>
-          <w:tcPr>
-            <w:tcW w:type="dxa" w:w="9865"/>
-            <w:tcMar>
-              <w:top w:w="0" w:type="dxa"/>
-              <w:start w:w="0" w:type="dxa"/>
-              <w:bottom w:w="0" w:type="dxa"/>
-              <w:end w:w="0" w:type="dxa"/>
-            </w:tcMar>
-            <w:tcBorders>
-              <w:top w:val="nil"/>
-              <w:bottom w:val="single" w:sz="5" w:space="0" w:color="CBD5E1"/>
-              <w:start w:val="nil"/>
-              <w:end w:val="nil"/>
-            </w:tcBorders>
-          </w:tcPr>
-          <w:p>
-            <w:pPr>
-              <w:spacing w:before="0" w:after="0" w:line="240" w:lineRule="auto"/>
-            </w:pPr>
-            <w:r>
-              <w:t xml:space="preserve"> </w:t>
-            </w:r>
-          </w:p>
-        </w:tc>
-      </w:tr>
-      <w:tr>
-        <w:trPr>
-          <w:trHeight w:val="437" w:hRule="atLeast"/>
-        </w:trPr>
-        <w:tc>
-          <w:tcPr>
-            <w:tcW w:type="dxa" w:w="9865"/>
-            <w:tcMar>
-              <w:top w:w="0" w:type="dxa"/>
-              <w:start w:w="0" w:type="dxa"/>
-              <w:bottom w:w="0" w:type="dxa"/>
-              <w:end w:w="0" w:type="dxa"/>
-            </w:tcMar>
-            <w:tcBorders>
-              <w:top w:val="nil"/>
-              <w:bottom w:val="single" w:sz="5" w:space="0" w:color="CBD5E1"/>
-              <w:start w:val="nil"/>
-              <w:end w:val="nil"/>
-            </w:tcBorders>
-          </w:tcPr>
-          <w:p>
-            <w:pPr>
-              <w:spacing w:before="0" w:after="0" w:line="240" w:lineRule="auto"/>
-            </w:pPr>
-            <w:r>
-              <w:t xml:space="preserve"> </w:t>
-            </w:r>
-          </w:p>
-        </w:tc>
-      </w:tr>
-      <w:tr>
-        <w:trPr>
-          <w:trHeight w:val="437" w:hRule="atLeast"/>
-        </w:trPr>
-        <w:tc>
-          <w:tcPr>
-            <w:tcW w:type="dxa" w:w="9865"/>
-            <w:tcMar>
-              <w:top w:w="0" w:type="dxa"/>
-              <w:start w:w="0" w:type="dxa"/>
-              <w:bottom w:w="0" w:type="dxa"/>
-              <w:end w:w="0" w:type="dxa"/>
-            </w:tcMar>
-            <w:tcBorders>
-              <w:top w:val="nil"/>
-              <w:bottom w:val="single" w:sz="5" w:space="0" w:color="CBD5E1"/>
-              <w:start w:val="nil"/>
-              <w:end w:val="nil"/>
-            </w:tcBorders>
-          </w:tcPr>
-          <w:p>
-            <w:pPr>
-              <w:spacing w:before="0" w:after="0" w:line="240" w:lineRule="auto"/>
-            </w:pPr>
-            <w:r>
-              <w:t xml:space="preserve"> </w:t>
-            </w:r>
-          </w:p>
-        </w:tc>
-      </w:tr>
-    </w:tbl>
     <w:p>
       <w:pPr>
         <w:keepNext/>

--- a/worksheets/W13.docx
+++ b/worksheets/W13.docx
@@ -2701,7 +2701,7 @@
           <w:color w:val="1A2340"/>
           <w:sz w:val="30"/>
         </w:rPr>
-        <w:t>W14 入場｜可選</w:t>
+        <w:t>W14 入場｜可選增幅｜可選</w:t>
       </w:r>
     </w:p>
     <w:p>
@@ -2715,10 +2715,10 @@
           <w:rFonts w:ascii="Arial Unicode MS" w:hAnsi="Arial Unicode MS" w:eastAsia="Arial Unicode MS"/>
           <w:b/>
           <w:i w:val="0"/>
-          <w:color w:val="1D4ED8"/>
+          <w:color w:val="5B6573"/>
           <w:sz w:val="22"/>
         </w:rPr>
-        <w:t>課堂必寫</w:t>
+        <w:t>可選練習</w:t>
       </w:r>
       <w:r>
         <w:rPr>
@@ -2852,6 +2852,1119 @@
         <w:t>帶到下一步：資料能支持＿＿，但不能支持＿＿；這句要保留到 W15。</w:t>
       </w:r>
     </w:p>
+    <w:p>
+      <w:pPr>
+        <w:keepNext/>
+        <w:keepLines w:val="0"/>
+        <w:pageBreakBefore/>
+        <w:spacing w:before="0" w:after="60" w:line="293" w:lineRule="auto"/>
+      </w:pPr>
+      <w:r>
+        <w:rPr>
+          <w:rFonts w:ascii="JetBrains Mono" w:hAnsi="JetBrains Mono" w:eastAsia="Arial Unicode MS"/>
+          <w:b/>
+          <w:i w:val="0"/>
+          <w:color w:val="1D4ED8"/>
+          <w:sz w:val="22"/>
+        </w:rPr>
+        <w:t>W13 / 05</w:t>
+      </w:r>
+    </w:p>
+    <w:p>
+      <w:pPr>
+        <w:keepNext/>
+        <w:keepLines w:val="0"/>
+        <w:spacing w:before="0" w:after="80" w:line="252" w:lineRule="auto"/>
+      </w:pPr>
+      <w:r>
+        <w:rPr>
+          <w:rFonts w:ascii="Arial Unicode MS" w:hAnsi="Arial Unicode MS" w:eastAsia="Arial Unicode MS"/>
+          <w:b/>
+          <w:i w:val="0"/>
+          <w:color w:val="1A2340"/>
+          <w:sz w:val="44"/>
+        </w:rPr>
+        <w:t>占比最大，就是金額最大嗎？</w:t>
+      </w:r>
+    </w:p>
+    <w:p>
+      <w:pPr>
+        <w:keepNext w:val="0"/>
+        <w:keepLines w:val="0"/>
+        <w:spacing w:before="0" w:after="140" w:line="293" w:lineRule="auto"/>
+      </w:pPr>
+      <w:r>
+        <w:rPr>
+          <w:rFonts w:ascii="Arial Unicode MS" w:hAnsi="Arial Unicode MS" w:eastAsia="Arial Unicode MS"/>
+          <w:b w:val="0"/>
+          <w:i w:val="0"/>
+          <w:color w:val="5B6573"/>
+          <w:sz w:val="22"/>
+        </w:rPr>
+        <w:t>有餘裕或課餘選做；可留白、不計分、不追交。題目在同一份歷程本，詳解在本週最後。</w:t>
+      </w:r>
+    </w:p>
+    <w:p>
+      <w:pPr>
+        <w:keepNext w:val="0"/>
+        <w:keepLines w:val="0"/>
+        <w:spacing w:before="0" w:after="120" w:line="293" w:lineRule="auto"/>
+      </w:pPr>
+      <w:r>
+        <w:rPr>
+          <w:rFonts w:ascii="Arial Unicode MS" w:hAnsi="Arial Unicode MS" w:eastAsia="Arial Unicode MS"/>
+          <w:b w:val="0"/>
+          <w:i w:val="0"/>
+          <w:color w:val="1A2340"/>
+          <w:sz w:val="21"/>
+        </w:rPr>
+        <w:t>115 學測社會第 5 題表 1｜印刷第 2 頁；依公開題材節錄／重排，任務為本課改編。</w:t>
+      </w:r>
+    </w:p>
+    <w:p>
+      <w:pPr>
+        <w:keepNext w:val="0"/>
+        <w:keepLines w:val="0"/>
+        <w:spacing w:before="0" w:after="120" w:line="293" w:lineRule="auto"/>
+      </w:pPr>
+      <w:r>
+        <w:rPr>
+          <w:rFonts w:ascii="Arial Unicode MS" w:hAnsi="Arial Unicode MS" w:eastAsia="Arial Unicode MS"/>
+          <w:b w:val="0"/>
+          <w:i w:val="0"/>
+          <w:color w:val="1A2340"/>
+          <w:sz w:val="22"/>
+        </w:rPr>
+        <w:t>原表整理三國近十年各項支出占各自 GDP 的平均比例；本題只摘出口一列，不給各國 GDP 金額。</w:t>
+      </w:r>
+    </w:p>
+    <w:tbl>
+      <w:tblPr>
+        <w:tblStyle w:val="TableGrid"/>
+        <w:tblW w:type="auto" w:w="0"/>
+        <w:tblLook w:firstColumn="1" w:firstRow="1" w:lastColumn="0" w:lastRow="0" w:noHBand="0" w:noVBand="1" w:val="04A0"/>
+      </w:tblPr>
+      <w:tblGrid>
+        <w:gridCol w:w="2466"/>
+        <w:gridCol w:w="2466"/>
+        <w:gridCol w:w="2466"/>
+        <w:gridCol w:w="2466"/>
+      </w:tblGrid>
+      <w:tr>
+        <w:tc>
+          <w:tcPr>
+            <w:tcW w:type="dxa" w:w="2466"/>
+          </w:tcPr>
+          <w:p>
+            <w:r>
+              <w:rPr>
+                <w:sz w:val="21"/>
+              </w:rPr>
+              <w:t>國家</w:t>
+            </w:r>
+          </w:p>
+        </w:tc>
+        <w:tc>
+          <w:tcPr>
+            <w:tcW w:type="dxa" w:w="2466"/>
+          </w:tcPr>
+          <w:p>
+            <w:r>
+              <w:rPr>
+                <w:sz w:val="21"/>
+              </w:rPr>
+              <w:t>甲</w:t>
+            </w:r>
+          </w:p>
+        </w:tc>
+        <w:tc>
+          <w:tcPr>
+            <w:tcW w:type="dxa" w:w="2466"/>
+          </w:tcPr>
+          <w:p>
+            <w:r>
+              <w:rPr>
+                <w:sz w:val="21"/>
+              </w:rPr>
+              <w:t>乙</w:t>
+            </w:r>
+          </w:p>
+        </w:tc>
+        <w:tc>
+          <w:tcPr>
+            <w:tcW w:type="dxa" w:w="2466"/>
+          </w:tcPr>
+          <w:p>
+            <w:r>
+              <w:rPr>
+                <w:sz w:val="21"/>
+              </w:rPr>
+              <w:t>丙</w:t>
+            </w:r>
+          </w:p>
+        </w:tc>
+      </w:tr>
+      <w:tr>
+        <w:tc>
+          <w:tcPr>
+            <w:tcW w:type="dxa" w:w="2466"/>
+          </w:tcPr>
+          <w:p>
+            <w:r>
+              <w:rPr>
+                <w:sz w:val="21"/>
+              </w:rPr>
+              <w:t>出口占 GDP</w:t>
+            </w:r>
+          </w:p>
+        </w:tc>
+        <w:tc>
+          <w:tcPr>
+            <w:tcW w:type="dxa" w:w="2466"/>
+          </w:tcPr>
+          <w:p>
+            <w:r>
+              <w:rPr>
+                <w:sz w:val="21"/>
+              </w:rPr>
+              <w:t>12%</w:t>
+            </w:r>
+          </w:p>
+        </w:tc>
+        <w:tc>
+          <w:tcPr>
+            <w:tcW w:type="dxa" w:w="2466"/>
+          </w:tcPr>
+          <w:p>
+            <w:r>
+              <w:rPr>
+                <w:sz w:val="21"/>
+              </w:rPr>
+              <w:t>20%</w:t>
+            </w:r>
+          </w:p>
+        </w:tc>
+        <w:tc>
+          <w:tcPr>
+            <w:tcW w:type="dxa" w:w="2466"/>
+          </w:tcPr>
+          <w:p>
+            <w:r>
+              <w:rPr>
+                <w:sz w:val="21"/>
+              </w:rPr>
+              <w:t>69%</w:t>
+            </w:r>
+          </w:p>
+        </w:tc>
+      </w:tr>
+    </w:tbl>
+    <w:p>
+      <w:pPr>
+        <w:keepNext/>
+        <w:keepLines w:val="0"/>
+        <w:spacing w:before="160" w:after="60" w:line="293" w:lineRule="auto"/>
+      </w:pPr>
+      <w:r>
+        <w:rPr>
+          <w:rFonts w:ascii="Arial Unicode MS" w:hAnsi="Arial Unicode MS" w:eastAsia="Arial Unicode MS"/>
+          <w:b/>
+          <w:i w:val="0"/>
+          <w:color w:val="1A2340"/>
+          <w:sz w:val="30"/>
+        </w:rPr>
+        <w:t>任務｜不重抄題文</w:t>
+      </w:r>
+    </w:p>
+    <w:p>
+      <w:pPr>
+        <w:keepNext w:val="0"/>
+        <w:keepLines w:val="0"/>
+        <w:spacing w:before="0" w:after="100" w:line="293" w:lineRule="auto"/>
+      </w:pPr>
+      <w:r>
+        <w:rPr>
+          <w:rFonts w:ascii="Arial Unicode MS" w:hAnsi="Arial Unicode MS" w:eastAsia="Arial Unicode MS"/>
+          <w:b w:val="0"/>
+          <w:i w:val="0"/>
+          <w:color w:val="1A2340"/>
+          <w:sz w:val="22"/>
+        </w:rPr>
+        <w:t>只憑這一列，能否說丙國出口金額最大？寫出資料能支持、不能支持的各一句；再用一組假設金額檢查你的理由。</w:t>
+      </w:r>
+    </w:p>
+    <w:p>
+      <w:pPr>
+        <w:keepNext w:val="0"/>
+        <w:keepLines w:val="0"/>
+        <w:spacing w:before="0" w:after="100" w:line="293" w:lineRule="auto"/>
+      </w:pPr>
+      <w:r>
+        <w:rPr>
+          <w:rFonts w:ascii="Arial Unicode MS" w:hAnsi="Arial Unicode MS" w:eastAsia="Arial Unicode MS"/>
+          <w:b w:val="0"/>
+          <w:i w:val="0"/>
+          <w:color w:val="1A2340"/>
+          <w:sz w:val="21"/>
+        </w:rPr>
+        <w:t>先備回查｜用單一年份的簡化例子理解：出口額＝GDP × 出口占比。本題表格是多年平均，占比和分母都不能隨意改作單年實際總額。</w:t>
+      </w:r>
+    </w:p>
+    <w:p>
+      <w:pPr>
+        <w:keepNext/>
+        <w:keepLines w:val="0"/>
+        <w:spacing w:before="120" w:after="60" w:line="293" w:lineRule="auto"/>
+      </w:pPr>
+      <w:r>
+        <w:rPr>
+          <w:rFonts w:ascii="Arial Unicode MS" w:hAnsi="Arial Unicode MS" w:eastAsia="Arial Unicode MS"/>
+          <w:b/>
+          <w:i w:val="0"/>
+          <w:color w:val="1A2340"/>
+          <w:sz w:val="30"/>
+        </w:rPr>
+        <w:t>需要時才看提示</w:t>
+      </w:r>
+    </w:p>
+    <w:p>
+      <w:pPr>
+        <w:keepNext w:val="0"/>
+        <w:keepLines w:val="0"/>
+        <w:spacing w:before="0" w:after="80" w:line="293" w:lineRule="auto"/>
+      </w:pPr>
+      <w:r>
+        <w:rPr>
+          <w:rFonts w:ascii="Arial Unicode MS" w:hAnsi="Arial Unicode MS" w:eastAsia="Arial Unicode MS"/>
+          <w:b w:val="0"/>
+          <w:i w:val="0"/>
+          <w:color w:val="1A2340"/>
+          <w:sz w:val="22"/>
+        </w:rPr>
+        <w:t>1｜圈分母：每國都是以誰的 GDP 為 100%？</w:t>
+      </w:r>
+    </w:p>
+    <w:p>
+      <w:pPr>
+        <w:keepNext w:val="0"/>
+        <w:keepLines w:val="0"/>
+        <w:spacing w:before="0" w:after="80" w:line="293" w:lineRule="auto"/>
+      </w:pPr>
+      <w:r>
+        <w:rPr>
+          <w:rFonts w:ascii="Arial Unicode MS" w:hAnsi="Arial Unicode MS" w:eastAsia="Arial Unicode MS"/>
+          <w:b w:val="0"/>
+          <w:i w:val="0"/>
+          <w:color w:val="1A2340"/>
+          <w:sz w:val="22"/>
+        </w:rPr>
+        <w:t>2｜先不補缺的資料：題表提供了各國 GDP 的金額或相同規模嗎？</w:t>
+      </w:r>
+    </w:p>
+    <w:p>
+      <w:pPr>
+        <w:keepNext w:val="0"/>
+        <w:keepLines w:val="0"/>
+        <w:spacing w:before="0" w:after="80" w:line="293" w:lineRule="auto"/>
+      </w:pPr>
+      <w:r>
+        <w:rPr>
+          <w:rFonts w:ascii="Arial Unicode MS" w:hAnsi="Arial Unicode MS" w:eastAsia="Arial Unicode MS"/>
+          <w:b w:val="0"/>
+          <w:i w:val="0"/>
+          <w:color w:val="1A2340"/>
+          <w:sz w:val="22"/>
+        </w:rPr>
+        <w:t>3｜找一個反例：試讓甲的 GDP 較大，是否可能讓較小占比對應較大金額？只作邏輯例子。</w:t>
+      </w:r>
+    </w:p>
+    <w:p>
+      <w:pPr>
+        <w:keepNext w:val="0"/>
+        <w:keepLines w:val="0"/>
+        <w:spacing w:before="120" w:after="80" w:line="293" w:lineRule="auto"/>
+      </w:pPr>
+      <w:r>
+        <w:rPr>
+          <w:rFonts w:ascii="Arial Unicode MS" w:hAnsi="Arial Unicode MS" w:eastAsia="Arial Unicode MS"/>
+          <w:b w:val="0"/>
+          <w:i w:val="0"/>
+          <w:color w:val="1A2340"/>
+          <w:sz w:val="22"/>
+        </w:rPr>
+        <w:t>W13：先讀資料量的是什麼，再說它最多能支持到哪裡。</w:t>
+      </w:r>
+    </w:p>
+    <w:p>
+      <w:pPr>
+        <w:keepNext w:val="0"/>
+        <w:keepLines w:val="0"/>
+        <w:spacing w:before="0" w:after="60" w:line="293" w:lineRule="auto"/>
+      </w:pPr>
+      <w:r>
+        <w:rPr>
+          <w:rFonts w:ascii="Arial Unicode MS" w:hAnsi="Arial Unicode MS" w:eastAsia="Arial Unicode MS"/>
+          <w:b w:val="0"/>
+          <w:i w:val="0"/>
+          <w:color w:val="1A2340"/>
+          <w:sz w:val="18"/>
+        </w:rPr>
+        <w:t>完整原卷：https://www.ceec.edu.tw/files/file_pool/1/0q054534130270752519/05-115%E5%AD%B8%E6%B8%AC%E7%A4%BE%E6%9C%83%E8%A9%A6%E5%8D%B7.pdf#page=3</w:t>
+      </w:r>
+    </w:p>
+    <w:p>
+      <w:pPr>
+        <w:keepNext w:val="0"/>
+        <w:keepLines w:val="0"/>
+        <w:spacing w:before="0" w:after="60" w:line="293" w:lineRule="auto"/>
+      </w:pPr>
+      <w:r>
+        <w:rPr>
+          <w:rFonts w:ascii="Arial Unicode MS" w:hAnsi="Arial Unicode MS" w:eastAsia="Arial Unicode MS"/>
+          <w:b w:val="0"/>
+          <w:i w:val="0"/>
+          <w:color w:val="1A2340"/>
+          <w:sz w:val="21"/>
+        </w:rPr>
+        <w:t>詳解在本週投影最後。整本收回後，從同一份線上歷程本取題；不另印一張卡。</w:t>
+      </w:r>
+    </w:p>
+    <w:p>
+      <w:pPr>
+        <w:keepNext/>
+        <w:keepLines w:val="0"/>
+        <w:pageBreakBefore/>
+        <w:spacing w:before="0" w:after="60" w:line="293" w:lineRule="auto"/>
+      </w:pPr>
+      <w:r>
+        <w:rPr>
+          <w:rFonts w:ascii="JetBrains Mono" w:hAnsi="JetBrains Mono" w:eastAsia="Arial Unicode MS"/>
+          <w:b/>
+          <w:i w:val="0"/>
+          <w:color w:val="1D4ED8"/>
+          <w:sz w:val="22"/>
+        </w:rPr>
+        <w:t>W13 / 06</w:t>
+      </w:r>
+    </w:p>
+    <w:p>
+      <w:pPr>
+        <w:keepNext/>
+        <w:keepLines w:val="0"/>
+        <w:spacing w:before="0" w:after="80" w:line="252" w:lineRule="auto"/>
+      </w:pPr>
+      <w:r>
+        <w:rPr>
+          <w:rFonts w:ascii="Arial Unicode MS" w:hAnsi="Arial Unicode MS" w:eastAsia="Arial Unicode MS"/>
+          <w:b/>
+          <w:i w:val="0"/>
+          <w:color w:val="1A2340"/>
+          <w:sz w:val="44"/>
+        </w:rPr>
+        <w:t>保留自己的解題來路</w:t>
+      </w:r>
+    </w:p>
+    <w:p>
+      <w:pPr>
+        <w:keepNext w:val="0"/>
+        <w:keepLines w:val="0"/>
+        <w:spacing w:before="0" w:after="140" w:line="293" w:lineRule="auto"/>
+      </w:pPr>
+      <w:r>
+        <w:rPr>
+          <w:rFonts w:ascii="Arial Unicode MS" w:hAnsi="Arial Unicode MS" w:eastAsia="Arial Unicode MS"/>
+          <w:b w:val="0"/>
+          <w:i w:val="0"/>
+          <w:color w:val="5B6573"/>
+          <w:sz w:val="22"/>
+        </w:rPr>
+        <w:t>可留白；這兩頁隨整本保管，不計分、不追交、不另上傳。</w:t>
+      </w:r>
+    </w:p>
+    <w:p>
+      <w:pPr>
+        <w:keepNext/>
+        <w:keepLines w:val="0"/>
+        <w:spacing w:before="100" w:after="40" w:line="293" w:lineRule="auto"/>
+      </w:pPr>
+      <w:r>
+        <w:rPr>
+          <w:rFonts w:ascii="JetBrains Mono" w:hAnsi="JetBrains Mono" w:eastAsia="Arial Unicode MS"/>
+          <w:b/>
+          <w:i w:val="0"/>
+          <w:color w:val="1D4ED8"/>
+          <w:sz w:val="30"/>
+        </w:rPr>
+        <w:t>01</w:t>
+      </w:r>
+      <w:r>
+        <w:rPr>
+          <w:rFonts w:ascii="Arial Unicode MS" w:hAnsi="Arial Unicode MS" w:eastAsia="Arial Unicode MS"/>
+          <w:b w:val="0"/>
+          <w:i w:val="0"/>
+          <w:color w:val="1D4ED8"/>
+          <w:sz w:val="30"/>
+        </w:rPr>
+        <w:t xml:space="preserve">  </w:t>
+      </w:r>
+      <w:r>
+        <w:rPr>
+          <w:rFonts w:ascii="Arial Unicode MS" w:hAnsi="Arial Unicode MS" w:eastAsia="Arial Unicode MS"/>
+          <w:b/>
+          <w:i w:val="0"/>
+          <w:color w:val="1A2340"/>
+          <w:sz w:val="30"/>
+        </w:rPr>
+        <w:t>初答與依據</w:t>
+      </w:r>
+    </w:p>
+    <w:p>
+      <w:pPr>
+        <w:keepNext w:val="0"/>
+        <w:keepLines w:val="0"/>
+        <w:spacing w:before="0" w:after="40" w:line="293" w:lineRule="auto"/>
+      </w:pPr>
+      <w:r>
+        <w:rPr>
+          <w:rFonts w:ascii="Arial Unicode MS" w:hAnsi="Arial Unicode MS" w:eastAsia="Arial Unicode MS"/>
+          <w:b w:val="0"/>
+          <w:i w:val="0"/>
+          <w:color w:val="1A2340"/>
+          <w:sz w:val="22"/>
+        </w:rPr>
+        <w:t>先自己解；可畫圖、圈原材料、寫算式或記卡點。</w:t>
+      </w:r>
+    </w:p>
+    <w:tbl>
+      <w:tblPr>
+        <w:tblW w:type="dxa" w:w="9865"/>
+        <w:jc w:val="left"/>
+        <w:tblLayout w:type="fixed"/>
+        <w:tblLook w:firstColumn="1" w:firstRow="1" w:lastColumn="0" w:lastRow="0" w:noHBand="0" w:noVBand="1" w:val="04A0"/>
+        <w:tblInd w:type="dxa" w:w="0"/>
+      </w:tblPr>
+      <w:tblGrid>
+        <w:gridCol w:w="9865"/>
+      </w:tblGrid>
+      <w:tr>
+        <w:trPr>
+          <w:trHeight w:val="454" w:hRule="atLeast"/>
+        </w:trPr>
+        <w:tc>
+          <w:tcPr>
+            <w:tcW w:type="dxa" w:w="9865"/>
+            <w:tcMar>
+              <w:top w:w="0" w:type="dxa"/>
+              <w:start w:w="0" w:type="dxa"/>
+              <w:bottom w:w="0" w:type="dxa"/>
+              <w:end w:w="0" w:type="dxa"/>
+            </w:tcMar>
+            <w:tcBorders>
+              <w:top w:val="nil"/>
+              <w:bottom w:val="single" w:sz="5" w:space="0" w:color="CBD5E1"/>
+              <w:start w:val="nil"/>
+              <w:end w:val="nil"/>
+            </w:tcBorders>
+          </w:tcPr>
+          <w:p>
+            <w:pPr>
+              <w:spacing w:before="0" w:after="0" w:line="240" w:lineRule="auto"/>
+            </w:pPr>
+            <w:r>
+              <w:t xml:space="preserve"> </w:t>
+            </w:r>
+          </w:p>
+        </w:tc>
+      </w:tr>
+      <w:tr>
+        <w:trPr>
+          <w:trHeight w:val="454" w:hRule="atLeast"/>
+        </w:trPr>
+        <w:tc>
+          <w:tcPr>
+            <w:tcW w:type="dxa" w:w="9865"/>
+            <w:tcMar>
+              <w:top w:w="0" w:type="dxa"/>
+              <w:start w:w="0" w:type="dxa"/>
+              <w:bottom w:w="0" w:type="dxa"/>
+              <w:end w:w="0" w:type="dxa"/>
+            </w:tcMar>
+            <w:tcBorders>
+              <w:top w:val="nil"/>
+              <w:bottom w:val="single" w:sz="5" w:space="0" w:color="CBD5E1"/>
+              <w:start w:val="nil"/>
+              <w:end w:val="nil"/>
+            </w:tcBorders>
+          </w:tcPr>
+          <w:p>
+            <w:pPr>
+              <w:spacing w:before="0" w:after="0" w:line="240" w:lineRule="auto"/>
+            </w:pPr>
+            <w:r>
+              <w:t xml:space="preserve"> </w:t>
+            </w:r>
+          </w:p>
+        </w:tc>
+      </w:tr>
+      <w:tr>
+        <w:trPr>
+          <w:trHeight w:val="454" w:hRule="atLeast"/>
+        </w:trPr>
+        <w:tc>
+          <w:tcPr>
+            <w:tcW w:type="dxa" w:w="9865"/>
+            <w:tcMar>
+              <w:top w:w="0" w:type="dxa"/>
+              <w:start w:w="0" w:type="dxa"/>
+              <w:bottom w:w="0" w:type="dxa"/>
+              <w:end w:w="0" w:type="dxa"/>
+            </w:tcMar>
+            <w:tcBorders>
+              <w:top w:val="nil"/>
+              <w:bottom w:val="single" w:sz="5" w:space="0" w:color="CBD5E1"/>
+              <w:start w:val="nil"/>
+              <w:end w:val="nil"/>
+            </w:tcBorders>
+          </w:tcPr>
+          <w:p>
+            <w:pPr>
+              <w:spacing w:before="0" w:after="0" w:line="240" w:lineRule="auto"/>
+            </w:pPr>
+            <w:r>
+              <w:t xml:space="preserve"> </w:t>
+            </w:r>
+          </w:p>
+        </w:tc>
+      </w:tr>
+      <w:tr>
+        <w:trPr>
+          <w:trHeight w:val="454" w:hRule="atLeast"/>
+        </w:trPr>
+        <w:tc>
+          <w:tcPr>
+            <w:tcW w:type="dxa" w:w="9865"/>
+            <w:tcMar>
+              <w:top w:w="0" w:type="dxa"/>
+              <w:start w:w="0" w:type="dxa"/>
+              <w:bottom w:w="0" w:type="dxa"/>
+              <w:end w:w="0" w:type="dxa"/>
+            </w:tcMar>
+            <w:tcBorders>
+              <w:top w:val="nil"/>
+              <w:bottom w:val="single" w:sz="5" w:space="0" w:color="CBD5E1"/>
+              <w:start w:val="nil"/>
+              <w:end w:val="nil"/>
+            </w:tcBorders>
+          </w:tcPr>
+          <w:p>
+            <w:pPr>
+              <w:spacing w:before="0" w:after="0" w:line="240" w:lineRule="auto"/>
+            </w:pPr>
+            <w:r>
+              <w:t xml:space="preserve"> </w:t>
+            </w:r>
+          </w:p>
+        </w:tc>
+      </w:tr>
+      <w:tr>
+        <w:trPr>
+          <w:trHeight w:val="454" w:hRule="atLeast"/>
+        </w:trPr>
+        <w:tc>
+          <w:tcPr>
+            <w:tcW w:type="dxa" w:w="9865"/>
+            <w:tcMar>
+              <w:top w:w="0" w:type="dxa"/>
+              <w:start w:w="0" w:type="dxa"/>
+              <w:bottom w:w="0" w:type="dxa"/>
+              <w:end w:w="0" w:type="dxa"/>
+            </w:tcMar>
+            <w:tcBorders>
+              <w:top w:val="nil"/>
+              <w:bottom w:val="single" w:sz="5" w:space="0" w:color="CBD5E1"/>
+              <w:start w:val="nil"/>
+              <w:end w:val="nil"/>
+            </w:tcBorders>
+          </w:tcPr>
+          <w:p>
+            <w:pPr>
+              <w:spacing w:before="0" w:after="0" w:line="240" w:lineRule="auto"/>
+            </w:pPr>
+            <w:r>
+              <w:t xml:space="preserve"> </w:t>
+            </w:r>
+          </w:p>
+        </w:tc>
+      </w:tr>
+    </w:tbl>
+    <w:p>
+      <w:pPr>
+        <w:keepNext/>
+        <w:keepLines w:val="0"/>
+        <w:spacing w:before="100" w:after="40" w:line="293" w:lineRule="auto"/>
+      </w:pPr>
+      <w:r>
+        <w:rPr>
+          <w:rFonts w:ascii="JetBrains Mono" w:hAnsi="JetBrains Mono" w:eastAsia="Arial Unicode MS"/>
+          <w:b/>
+          <w:i w:val="0"/>
+          <w:color w:val="1D4ED8"/>
+          <w:sz w:val="30"/>
+        </w:rPr>
+        <w:t>02</w:t>
+      </w:r>
+      <w:r>
+        <w:rPr>
+          <w:rFonts w:ascii="Arial Unicode MS" w:hAnsi="Arial Unicode MS" w:eastAsia="Arial Unicode MS"/>
+          <w:b w:val="0"/>
+          <w:i w:val="0"/>
+          <w:color w:val="1D4ED8"/>
+          <w:sz w:val="30"/>
+        </w:rPr>
+        <w:t xml:space="preserve">  </w:t>
+      </w:r>
+      <w:r>
+        <w:rPr>
+          <w:rFonts w:ascii="Arial Unicode MS" w:hAnsi="Arial Unicode MS" w:eastAsia="Arial Unicode MS"/>
+          <w:b/>
+          <w:i w:val="0"/>
+          <w:color w:val="1A2340"/>
+          <w:sz w:val="30"/>
+        </w:rPr>
+        <w:t>提示／回查／真實讀者回應</w:t>
+      </w:r>
+    </w:p>
+    <w:p>
+      <w:pPr>
+        <w:keepNext w:val="0"/>
+        <w:keepLines w:val="0"/>
+        <w:spacing w:before="0" w:after="40" w:line="293" w:lineRule="auto"/>
+      </w:pPr>
+      <w:r>
+        <w:rPr>
+          <w:rFonts w:ascii="Arial Unicode MS" w:hAnsi="Arial Unicode MS" w:eastAsia="Arial Unicode MS"/>
+          <w:b w:val="0"/>
+          <w:i w:val="0"/>
+          <w:color w:val="1A2340"/>
+          <w:sz w:val="22"/>
+        </w:rPr>
+        <w:t>提示 □未用 □1 □2 □3；自己做：記一處回查發現。有搭檔才記對方實際說的話。</w:t>
+      </w:r>
+    </w:p>
+    <w:tbl>
+      <w:tblPr>
+        <w:tblW w:type="dxa" w:w="9865"/>
+        <w:jc w:val="left"/>
+        <w:tblLayout w:type="fixed"/>
+        <w:tblLook w:firstColumn="1" w:firstRow="1" w:lastColumn="0" w:lastRow="0" w:noHBand="0" w:noVBand="1" w:val="04A0"/>
+        <w:tblInd w:type="dxa" w:w="0"/>
+      </w:tblPr>
+      <w:tblGrid>
+        <w:gridCol w:w="9865"/>
+      </w:tblGrid>
+      <w:tr>
+        <w:trPr>
+          <w:trHeight w:val="454" w:hRule="atLeast"/>
+        </w:trPr>
+        <w:tc>
+          <w:tcPr>
+            <w:tcW w:type="dxa" w:w="9865"/>
+            <w:tcMar>
+              <w:top w:w="0" w:type="dxa"/>
+              <w:start w:w="0" w:type="dxa"/>
+              <w:bottom w:w="0" w:type="dxa"/>
+              <w:end w:w="0" w:type="dxa"/>
+            </w:tcMar>
+            <w:tcBorders>
+              <w:top w:val="nil"/>
+              <w:bottom w:val="single" w:sz="5" w:space="0" w:color="CBD5E1"/>
+              <w:start w:val="nil"/>
+              <w:end w:val="nil"/>
+            </w:tcBorders>
+          </w:tcPr>
+          <w:p>
+            <w:pPr>
+              <w:spacing w:before="0" w:after="0" w:line="240" w:lineRule="auto"/>
+            </w:pPr>
+            <w:r>
+              <w:t xml:space="preserve"> </w:t>
+            </w:r>
+          </w:p>
+        </w:tc>
+      </w:tr>
+      <w:tr>
+        <w:trPr>
+          <w:trHeight w:val="454" w:hRule="atLeast"/>
+        </w:trPr>
+        <w:tc>
+          <w:tcPr>
+            <w:tcW w:type="dxa" w:w="9865"/>
+            <w:tcMar>
+              <w:top w:w="0" w:type="dxa"/>
+              <w:start w:w="0" w:type="dxa"/>
+              <w:bottom w:w="0" w:type="dxa"/>
+              <w:end w:w="0" w:type="dxa"/>
+            </w:tcMar>
+            <w:tcBorders>
+              <w:top w:val="nil"/>
+              <w:bottom w:val="single" w:sz="5" w:space="0" w:color="CBD5E1"/>
+              <w:start w:val="nil"/>
+              <w:end w:val="nil"/>
+            </w:tcBorders>
+          </w:tcPr>
+          <w:p>
+            <w:pPr>
+              <w:spacing w:before="0" w:after="0" w:line="240" w:lineRule="auto"/>
+            </w:pPr>
+            <w:r>
+              <w:t xml:space="preserve"> </w:t>
+            </w:r>
+          </w:p>
+        </w:tc>
+      </w:tr>
+      <w:tr>
+        <w:trPr>
+          <w:trHeight w:val="454" w:hRule="atLeast"/>
+        </w:trPr>
+        <w:tc>
+          <w:tcPr>
+            <w:tcW w:type="dxa" w:w="9865"/>
+            <w:tcMar>
+              <w:top w:w="0" w:type="dxa"/>
+              <w:start w:w="0" w:type="dxa"/>
+              <w:bottom w:w="0" w:type="dxa"/>
+              <w:end w:w="0" w:type="dxa"/>
+            </w:tcMar>
+            <w:tcBorders>
+              <w:top w:val="nil"/>
+              <w:bottom w:val="single" w:sz="5" w:space="0" w:color="CBD5E1"/>
+              <w:start w:val="nil"/>
+              <w:end w:val="nil"/>
+            </w:tcBorders>
+          </w:tcPr>
+          <w:p>
+            <w:pPr>
+              <w:spacing w:before="0" w:after="0" w:line="240" w:lineRule="auto"/>
+            </w:pPr>
+            <w:r>
+              <w:t xml:space="preserve"> </w:t>
+            </w:r>
+          </w:p>
+        </w:tc>
+      </w:tr>
+    </w:tbl>
+    <w:p>
+      <w:pPr>
+        <w:keepNext/>
+        <w:keepLines w:val="0"/>
+        <w:spacing w:before="100" w:after="40" w:line="293" w:lineRule="auto"/>
+      </w:pPr>
+      <w:r>
+        <w:rPr>
+          <w:rFonts w:ascii="JetBrains Mono" w:hAnsi="JetBrains Mono" w:eastAsia="Arial Unicode MS"/>
+          <w:b/>
+          <w:i w:val="0"/>
+          <w:color w:val="1D4ED8"/>
+          <w:sz w:val="30"/>
+        </w:rPr>
+        <w:t>03</w:t>
+      </w:r>
+      <w:r>
+        <w:rPr>
+          <w:rFonts w:ascii="Arial Unicode MS" w:hAnsi="Arial Unicode MS" w:eastAsia="Arial Unicode MS"/>
+          <w:b w:val="0"/>
+          <w:i w:val="0"/>
+          <w:color w:val="1D4ED8"/>
+          <w:sz w:val="30"/>
+        </w:rPr>
+        <w:t xml:space="preserve">  </w:t>
+      </w:r>
+      <w:r>
+        <w:rPr>
+          <w:rFonts w:ascii="Arial Unicode MS" w:hAnsi="Arial Unicode MS" w:eastAsia="Arial Unicode MS"/>
+          <w:b/>
+          <w:i w:val="0"/>
+          <w:color w:val="1A2340"/>
+          <w:sz w:val="30"/>
+        </w:rPr>
+        <w:t>本人改／留與理由</w:t>
+      </w:r>
+    </w:p>
+    <w:p>
+      <w:pPr>
+        <w:keepNext w:val="0"/>
+        <w:keepLines w:val="0"/>
+        <w:spacing w:before="0" w:after="40" w:line="293" w:lineRule="auto"/>
+      </w:pPr>
+      <w:r>
+        <w:rPr>
+          <w:rFonts w:ascii="Arial Unicode MS" w:hAnsi="Arial Unicode MS" w:eastAsia="Arial Unicode MS"/>
+          <w:b w:val="0"/>
+          <w:i w:val="0"/>
+          <w:color w:val="1A2340"/>
+          <w:sz w:val="22"/>
+        </w:rPr>
+        <w:t>哪個字、關係或步驟要改？保留也要指一處依據。</w:t>
+      </w:r>
+    </w:p>
+    <w:tbl>
+      <w:tblPr>
+        <w:tblW w:type="dxa" w:w="9865"/>
+        <w:jc w:val="left"/>
+        <w:tblLayout w:type="fixed"/>
+        <w:tblLook w:firstColumn="1" w:firstRow="1" w:lastColumn="0" w:lastRow="0" w:noHBand="0" w:noVBand="1" w:val="04A0"/>
+        <w:tblInd w:type="dxa" w:w="0"/>
+      </w:tblPr>
+      <w:tblGrid>
+        <w:gridCol w:w="9865"/>
+      </w:tblGrid>
+      <w:tr>
+        <w:trPr>
+          <w:trHeight w:val="454" w:hRule="atLeast"/>
+        </w:trPr>
+        <w:tc>
+          <w:tcPr>
+            <w:tcW w:type="dxa" w:w="9865"/>
+            <w:tcMar>
+              <w:top w:w="0" w:type="dxa"/>
+              <w:start w:w="0" w:type="dxa"/>
+              <w:bottom w:w="0" w:type="dxa"/>
+              <w:end w:w="0" w:type="dxa"/>
+            </w:tcMar>
+            <w:tcBorders>
+              <w:top w:val="nil"/>
+              <w:bottom w:val="single" w:sz="5" w:space="0" w:color="CBD5E1"/>
+              <w:start w:val="nil"/>
+              <w:end w:val="nil"/>
+            </w:tcBorders>
+          </w:tcPr>
+          <w:p>
+            <w:pPr>
+              <w:spacing w:before="0" w:after="0" w:line="240" w:lineRule="auto"/>
+            </w:pPr>
+            <w:r>
+              <w:t xml:space="preserve"> </w:t>
+            </w:r>
+          </w:p>
+        </w:tc>
+      </w:tr>
+      <w:tr>
+        <w:trPr>
+          <w:trHeight w:val="454" w:hRule="atLeast"/>
+        </w:trPr>
+        <w:tc>
+          <w:tcPr>
+            <w:tcW w:type="dxa" w:w="9865"/>
+            <w:tcMar>
+              <w:top w:w="0" w:type="dxa"/>
+              <w:start w:w="0" w:type="dxa"/>
+              <w:bottom w:w="0" w:type="dxa"/>
+              <w:end w:w="0" w:type="dxa"/>
+            </w:tcMar>
+            <w:tcBorders>
+              <w:top w:val="nil"/>
+              <w:bottom w:val="single" w:sz="5" w:space="0" w:color="CBD5E1"/>
+              <w:start w:val="nil"/>
+              <w:end w:val="nil"/>
+            </w:tcBorders>
+          </w:tcPr>
+          <w:p>
+            <w:pPr>
+              <w:spacing w:before="0" w:after="0" w:line="240" w:lineRule="auto"/>
+            </w:pPr>
+            <w:r>
+              <w:t xml:space="preserve"> </w:t>
+            </w:r>
+          </w:p>
+        </w:tc>
+      </w:tr>
+      <w:tr>
+        <w:trPr>
+          <w:trHeight w:val="454" w:hRule="atLeast"/>
+        </w:trPr>
+        <w:tc>
+          <w:tcPr>
+            <w:tcW w:type="dxa" w:w="9865"/>
+            <w:tcMar>
+              <w:top w:w="0" w:type="dxa"/>
+              <w:start w:w="0" w:type="dxa"/>
+              <w:bottom w:w="0" w:type="dxa"/>
+              <w:end w:w="0" w:type="dxa"/>
+            </w:tcMar>
+            <w:tcBorders>
+              <w:top w:val="nil"/>
+              <w:bottom w:val="single" w:sz="5" w:space="0" w:color="CBD5E1"/>
+              <w:start w:val="nil"/>
+              <w:end w:val="nil"/>
+            </w:tcBorders>
+          </w:tcPr>
+          <w:p>
+            <w:pPr>
+              <w:spacing w:before="0" w:after="0" w:line="240" w:lineRule="auto"/>
+            </w:pPr>
+            <w:r>
+              <w:t xml:space="preserve"> </w:t>
+            </w:r>
+          </w:p>
+        </w:tc>
+      </w:tr>
+      <w:tr>
+        <w:trPr>
+          <w:trHeight w:val="454" w:hRule="atLeast"/>
+        </w:trPr>
+        <w:tc>
+          <w:tcPr>
+            <w:tcW w:type="dxa" w:w="9865"/>
+            <w:tcMar>
+              <w:top w:w="0" w:type="dxa"/>
+              <w:start w:w="0" w:type="dxa"/>
+              <w:bottom w:w="0" w:type="dxa"/>
+              <w:end w:w="0" w:type="dxa"/>
+            </w:tcMar>
+            <w:tcBorders>
+              <w:top w:val="nil"/>
+              <w:bottom w:val="single" w:sz="5" w:space="0" w:color="CBD5E1"/>
+              <w:start w:val="nil"/>
+              <w:end w:val="nil"/>
+            </w:tcBorders>
+          </w:tcPr>
+          <w:p>
+            <w:pPr>
+              <w:spacing w:before="0" w:after="0" w:line="240" w:lineRule="auto"/>
+            </w:pPr>
+            <w:r>
+              <w:t xml:space="preserve"> </w:t>
+            </w:r>
+          </w:p>
+        </w:tc>
+      </w:tr>
+    </w:tbl>
+    <w:p>
+      <w:pPr>
+        <w:keepNext/>
+        <w:keepLines w:val="0"/>
+        <w:spacing w:before="100" w:after="40" w:line="293" w:lineRule="auto"/>
+      </w:pPr>
+      <w:r>
+        <w:rPr>
+          <w:rFonts w:ascii="JetBrains Mono" w:hAnsi="JetBrains Mono" w:eastAsia="Arial Unicode MS"/>
+          <w:b/>
+          <w:i w:val="0"/>
+          <w:color w:val="1D4ED8"/>
+          <w:sz w:val="30"/>
+        </w:rPr>
+        <w:t>04</w:t>
+      </w:r>
+      <w:r>
+        <w:rPr>
+          <w:rFonts w:ascii="Arial Unicode MS" w:hAnsi="Arial Unicode MS" w:eastAsia="Arial Unicode MS"/>
+          <w:b w:val="0"/>
+          <w:i w:val="0"/>
+          <w:color w:val="1D4ED8"/>
+          <w:sz w:val="30"/>
+        </w:rPr>
+        <w:t xml:space="preserve">  </w:t>
+      </w:r>
+      <w:r>
+        <w:rPr>
+          <w:rFonts w:ascii="Arial Unicode MS" w:hAnsi="Arial Unicode MS" w:eastAsia="Arial Unicode MS"/>
+          <w:b/>
+          <w:i w:val="0"/>
+          <w:color w:val="1A2340"/>
+          <w:sz w:val="30"/>
+        </w:rPr>
+        <w:t>看詳解，只核對一步</w:t>
+      </w:r>
+    </w:p>
+    <w:p>
+      <w:pPr>
+        <w:keepNext w:val="0"/>
+        <w:keepLines w:val="0"/>
+        <w:spacing w:before="0" w:after="40" w:line="293" w:lineRule="auto"/>
+      </w:pPr>
+      <w:r>
+        <w:rPr>
+          <w:rFonts w:ascii="Arial Unicode MS" w:hAnsi="Arial Unicode MS" w:eastAsia="Arial Unicode MS"/>
+          <w:b w:val="0"/>
+          <w:i w:val="0"/>
+          <w:color w:val="1A2340"/>
+          <w:sz w:val="22"/>
+        </w:rPr>
+        <w:t>不能用等長百分比長條暗示三國總體規模相同；反例有清楚標「假設」。</w:t>
+      </w:r>
+    </w:p>
+    <w:tbl>
+      <w:tblPr>
+        <w:tblW w:type="dxa" w:w="9865"/>
+        <w:jc w:val="left"/>
+        <w:tblLayout w:type="fixed"/>
+        <w:tblLook w:firstColumn="1" w:firstRow="1" w:lastColumn="0" w:lastRow="0" w:noHBand="0" w:noVBand="1" w:val="04A0"/>
+        <w:tblInd w:type="dxa" w:w="0"/>
+      </w:tblPr>
+      <w:tblGrid>
+        <w:gridCol w:w="9865"/>
+      </w:tblGrid>
+      <w:tr>
+        <w:trPr>
+          <w:trHeight w:val="454" w:hRule="atLeast"/>
+        </w:trPr>
+        <w:tc>
+          <w:tcPr>
+            <w:tcW w:type="dxa" w:w="9865"/>
+            <w:tcMar>
+              <w:top w:w="0" w:type="dxa"/>
+              <w:start w:w="0" w:type="dxa"/>
+              <w:bottom w:w="0" w:type="dxa"/>
+              <w:end w:w="0" w:type="dxa"/>
+            </w:tcMar>
+            <w:tcBorders>
+              <w:top w:val="nil"/>
+              <w:bottom w:val="single" w:sz="5" w:space="0" w:color="CBD5E1"/>
+              <w:start w:val="nil"/>
+              <w:end w:val="nil"/>
+            </w:tcBorders>
+          </w:tcPr>
+          <w:p>
+            <w:pPr>
+              <w:spacing w:before="0" w:after="0" w:line="240" w:lineRule="auto"/>
+            </w:pPr>
+            <w:r>
+              <w:t xml:space="preserve"> </w:t>
+            </w:r>
+          </w:p>
+        </w:tc>
+      </w:tr>
+      <w:tr>
+        <w:trPr>
+          <w:trHeight w:val="454" w:hRule="atLeast"/>
+        </w:trPr>
+        <w:tc>
+          <w:tcPr>
+            <w:tcW w:type="dxa" w:w="9865"/>
+            <w:tcMar>
+              <w:top w:w="0" w:type="dxa"/>
+              <w:start w:w="0" w:type="dxa"/>
+              <w:bottom w:w="0" w:type="dxa"/>
+              <w:end w:w="0" w:type="dxa"/>
+            </w:tcMar>
+            <w:tcBorders>
+              <w:top w:val="nil"/>
+              <w:bottom w:val="single" w:sz="5" w:space="0" w:color="CBD5E1"/>
+              <w:start w:val="nil"/>
+              <w:end w:val="nil"/>
+            </w:tcBorders>
+          </w:tcPr>
+          <w:p>
+            <w:pPr>
+              <w:spacing w:before="0" w:after="0" w:line="240" w:lineRule="auto"/>
+            </w:pPr>
+            <w:r>
+              <w:t xml:space="preserve"> </w:t>
+            </w:r>
+          </w:p>
+        </w:tc>
+      </w:tr>
+    </w:tbl>
     <w:sectPr>
       <w:headerReference w:type="default" r:id="rId9"/>
       <w:footerReference w:type="default" r:id="rId10"/>

--- a/worksheets/W13.docx
+++ b/worksheets/W13.docx
@@ -34,7 +34,7 @@
           <w:color w:val="1A2340"/>
           <w:sz w:val="44"/>
         </w:rPr>
-        <w:t>先救成可被資料碰到的問題</w:t>
+        <w:t>先把問題改成能用資料比較</w:t>
       </w:r>
     </w:p>
     <w:p>
@@ -51,7 +51,7 @@
           <w:color w:val="5B6573"/>
           <w:sz w:val="22"/>
         </w:rPr>
-        <w:t>W13 練習 0 分、累積學習關卡 4。資料不是替立場壯膽；搜尋／AI 可用，但每筆主張都要回到可核對的原文。</w:t>
+        <w:t>W13 練習 0 分、累積學習關卡 4。資料也可能讓我改變立場；搜尋／AI 可用，但每筆主張都要回到可核對的原文。</w:t>
       </w:r>
     </w:p>
     <w:p>
@@ -587,7 +587,7 @@
           <w:color w:val="1A2340"/>
           <w:sz w:val="30"/>
         </w:rPr>
-        <w:t>第四問｜必要時救援</w:t>
+        <w:t>第四問｜必要時改問題</w:t>
       </w:r>
     </w:p>
     <w:p>
@@ -624,7 +624,7 @@
           <w:color w:val="1A2340"/>
           <w:sz w:val="22"/>
         </w:rPr>
-        <w:t>如果資料碰不到原題，我把『應不應該／優先哪個』改成：</w:t>
+        <w:t>如果資料回答不了原問題，我把『應不應該／優先哪個』改成：</w:t>
       </w:r>
     </w:p>
     <w:tbl>
@@ -2701,7 +2701,7 @@
           <w:color w:val="1A2340"/>
           <w:sz w:val="30"/>
         </w:rPr>
-        <w:t>W14 入場｜可選增幅｜可選</w:t>
+        <w:t>W14 入場｜課後選做｜可選</w:t>
       </w:r>
     </w:p>
     <w:p>
